--- a/docx/en/BUFRCREX_TableB_en_31.docx
+++ b/docx/en/BUFRCREX_TableB_en_31.docx
@@ -8,19 +8,33 @@
       </w:pPr>
       <w:r>
         <w:rPr>
-          <w:rFonts w:ascii="Arial" w:hAnsi="Arial"/>
+          <w:rFonts w:ascii="Verdana" w:hAnsi="Verdana"/>
           <w:b/>
           <w:sz w:val="22"/>
         </w:rPr>
-        <w:t>BUFR/CREX Table B — Class 31: Data description operator qualifiers</w:t>
+        <w:t>Class 31: Data description operator qualifiers</w:t>
       </w:r>
     </w:p>
     <w:tbl>
       <w:tblPr>
         <w:tblStyle w:val="TableGrid"/>
         <w:tblW w:type="auto" w:w="0"/>
-        <w:jc w:val="center"/>
+        <w:jc w:val="left"/>
         <w:tblLook w:firstColumn="1" w:firstRow="1" w:lastColumn="0" w:lastRow="0" w:noHBand="0" w:noVBand="1" w:val="04A0"/>
+        <w:tblBorders>
+          <w:top w:val="single" w:sz="4" w:space="0" w:color="595959"/>
+          <w:left w:val="single" w:sz="4" w:space="0" w:color="595959"/>
+          <w:bottom w:val="single" w:sz="4" w:space="0" w:color="595959"/>
+          <w:right w:val="single" w:sz="4" w:space="0" w:color="595959"/>
+          <w:insideH w:val="single" w:sz="4" w:space="0" w:color="595959"/>
+          <w:insideV w:val="single" w:sz="4" w:space="0" w:color="595959"/>
+        </w:tblBorders>
+        <w:tblCellMar>
+          <w:top w:w="85" w:type="dxa"/>
+          <w:left w:w="85" w:type="dxa"/>
+          <w:bottom w:w="85" w:type="dxa"/>
+          <w:right w:w="85" w:type="dxa"/>
+        </w:tblCellMar>
       </w:tblPr>
       <w:tblGrid>
         <w:gridCol w:w="1514"/>
@@ -35,20 +49,20 @@
         <w:gridCol w:w="1514"/>
       </w:tblGrid>
       <w:tr>
+        <w:trPr>
+          <w:tblHeader/>
+        </w:trPr>
         <w:tc>
           <w:tcPr>
             <w:tcW w:type="dxa" w:w="1514"/>
-            <w:shd w:val="clear" w:color="auto" w:fill="D9E2F3"/>
+            <w:shd w:val="clear" w:color="auto" w:fill="D9D9D9"/>
           </w:tcPr>
           <w:p>
-            <w:pPr>
-              <w:jc w:val="center"/>
-            </w:pPr>
             <w:r/>
             <w:r>
               <w:rPr>
-                <w:rFonts w:ascii="Arial" w:hAnsi="Arial"/>
-                <w:b/>
+                <w:rFonts w:ascii="Verdana" w:hAnsi="Verdana"/>
+                <w:b w:val="0"/>
                 <w:sz w:val="16"/>
               </w:rPr>
               <w:t>FXY</w:t>
@@ -58,185 +72,161 @@
         <w:tc>
           <w:tcPr>
             <w:tcW w:type="dxa" w:w="1514"/>
-            <w:shd w:val="clear" w:color="auto" w:fill="D9E2F3"/>
+            <w:shd w:val="clear" w:color="auto" w:fill="D9D9D9"/>
           </w:tcPr>
           <w:p>
-            <w:pPr>
-              <w:jc w:val="center"/>
-            </w:pPr>
             <w:r/>
             <w:r>
               <w:rPr>
-                <w:rFonts w:ascii="Arial" w:hAnsi="Arial"/>
-                <w:b/>
+                <w:rFonts w:ascii="Verdana" w:hAnsi="Verdana"/>
+                <w:b w:val="0"/>
                 <w:sz w:val="16"/>
               </w:rPr>
-              <w:t>ElementName</w:t>
+              <w:t>ELEMENT NAME</w:t>
             </w:r>
           </w:p>
         </w:tc>
         <w:tc>
           <w:tcPr>
             <w:tcW w:type="dxa" w:w="1514"/>
-            <w:shd w:val="clear" w:color="auto" w:fill="D9E2F3"/>
+            <w:shd w:val="clear" w:color="auto" w:fill="D9D9D9"/>
           </w:tcPr>
           <w:p>
-            <w:pPr>
-              <w:jc w:val="center"/>
-            </w:pPr>
             <w:r/>
             <w:r>
               <w:rPr>
-                <w:rFonts w:ascii="Arial" w:hAnsi="Arial"/>
-                <w:b/>
+                <w:rFonts w:ascii="Verdana" w:hAnsi="Verdana"/>
+                <w:b w:val="0"/>
                 <w:sz w:val="16"/>
               </w:rPr>
-              <w:t>BUFR Unit</w:t>
+              <w:t>BUFR UNIT</w:t>
             </w:r>
           </w:p>
         </w:tc>
         <w:tc>
           <w:tcPr>
             <w:tcW w:type="dxa" w:w="1514"/>
-            <w:shd w:val="clear" w:color="auto" w:fill="D9E2F3"/>
+            <w:shd w:val="clear" w:color="auto" w:fill="D9D9D9"/>
           </w:tcPr>
           <w:p>
-            <w:pPr>
-              <w:jc w:val="center"/>
-            </w:pPr>
             <w:r/>
             <w:r>
               <w:rPr>
-                <w:rFonts w:ascii="Arial" w:hAnsi="Arial"/>
-                <w:b/>
+                <w:rFonts w:ascii="Verdana" w:hAnsi="Verdana"/>
+                <w:b w:val="0"/>
                 <w:sz w:val="16"/>
               </w:rPr>
-              <w:t>Scale</w:t>
+              <w:t>SCALE</w:t>
             </w:r>
           </w:p>
         </w:tc>
         <w:tc>
           <w:tcPr>
             <w:tcW w:type="dxa" w:w="1514"/>
-            <w:shd w:val="clear" w:color="auto" w:fill="D9E2F3"/>
+            <w:shd w:val="clear" w:color="auto" w:fill="D9D9D9"/>
           </w:tcPr>
           <w:p>
-            <w:pPr>
-              <w:jc w:val="center"/>
-            </w:pPr>
             <w:r/>
             <w:r>
               <w:rPr>
-                <w:rFonts w:ascii="Arial" w:hAnsi="Arial"/>
-                <w:b/>
+                <w:rFonts w:ascii="Verdana" w:hAnsi="Verdana"/>
+                <w:b w:val="0"/>
                 <w:sz w:val="16"/>
               </w:rPr>
-              <w:t>Ref Value</w:t>
+              <w:t>REF VALUE</w:t>
             </w:r>
           </w:p>
         </w:tc>
         <w:tc>
           <w:tcPr>
             <w:tcW w:type="dxa" w:w="1514"/>
-            <w:shd w:val="clear" w:color="auto" w:fill="D9E2F3"/>
+            <w:shd w:val="clear" w:color="auto" w:fill="D9D9D9"/>
           </w:tcPr>
           <w:p>
-            <w:pPr>
-              <w:jc w:val="center"/>
-            </w:pPr>
             <w:r/>
             <w:r>
               <w:rPr>
-                <w:rFonts w:ascii="Arial" w:hAnsi="Arial"/>
-                <w:b/>
+                <w:rFonts w:ascii="Verdana" w:hAnsi="Verdana"/>
+                <w:b w:val="0"/>
                 <w:sz w:val="16"/>
               </w:rPr>
-              <w:t>Bits</w:t>
+              <w:t>BITS</w:t>
             </w:r>
           </w:p>
         </w:tc>
         <w:tc>
           <w:tcPr>
             <w:tcW w:type="dxa" w:w="1514"/>
-            <w:shd w:val="clear" w:color="auto" w:fill="D9E2F3"/>
+            <w:shd w:val="clear" w:color="auto" w:fill="D9D9D9"/>
           </w:tcPr>
           <w:p>
-            <w:pPr>
-              <w:jc w:val="center"/>
-            </w:pPr>
             <w:r/>
             <w:r>
               <w:rPr>
-                <w:rFonts w:ascii="Arial" w:hAnsi="Arial"/>
-                <w:b/>
+                <w:rFonts w:ascii="Verdana" w:hAnsi="Verdana"/>
+                <w:b w:val="0"/>
                 <w:sz w:val="16"/>
               </w:rPr>
-              <w:t>CREX Unit</w:t>
+              <w:t>CREX UNIT</w:t>
             </w:r>
           </w:p>
         </w:tc>
         <w:tc>
           <w:tcPr>
             <w:tcW w:type="dxa" w:w="1514"/>
-            <w:shd w:val="clear" w:color="auto" w:fill="D9E2F3"/>
+            <w:shd w:val="clear" w:color="auto" w:fill="D9D9D9"/>
           </w:tcPr>
           <w:p>
-            <w:pPr>
-              <w:jc w:val="center"/>
-            </w:pPr>
             <w:r/>
             <w:r>
               <w:rPr>
-                <w:rFonts w:ascii="Arial" w:hAnsi="Arial"/>
-                <w:b/>
+                <w:rFonts w:ascii="Verdana" w:hAnsi="Verdana"/>
+                <w:b w:val="0"/>
                 <w:sz w:val="16"/>
               </w:rPr>
-              <w:t>Scale</w:t>
+              <w:t>SCALE</w:t>
             </w:r>
           </w:p>
         </w:tc>
         <w:tc>
           <w:tcPr>
             <w:tcW w:type="dxa" w:w="1514"/>
-            <w:shd w:val="clear" w:color="auto" w:fill="D9E2F3"/>
+            <w:shd w:val="clear" w:color="auto" w:fill="D9D9D9"/>
           </w:tcPr>
           <w:p>
-            <w:pPr>
-              <w:jc w:val="center"/>
-            </w:pPr>
             <w:r/>
             <w:r>
               <w:rPr>
-                <w:rFonts w:ascii="Arial" w:hAnsi="Arial"/>
-                <w:b/>
+                <w:rFonts w:ascii="Verdana" w:hAnsi="Verdana"/>
+                <w:b w:val="0"/>
                 <w:sz w:val="16"/>
               </w:rPr>
-              <w:t>Chars</w:t>
+              <w:t>CHARS</w:t>
             </w:r>
           </w:p>
         </w:tc>
         <w:tc>
           <w:tcPr>
             <w:tcW w:type="dxa" w:w="1514"/>
-            <w:shd w:val="clear" w:color="auto" w:fill="D9E2F3"/>
+            <w:shd w:val="clear" w:color="auto" w:fill="D9D9D9"/>
           </w:tcPr>
           <w:p>
-            <w:pPr>
-              <w:jc w:val="center"/>
-            </w:pPr>
             <w:r/>
             <w:r>
               <w:rPr>
-                <w:rFonts w:ascii="Arial" w:hAnsi="Arial"/>
-                <w:b/>
+                <w:rFonts w:ascii="Verdana" w:hAnsi="Verdana"/>
+                <w:b w:val="0"/>
                 <w:sz w:val="16"/>
               </w:rPr>
-              <w:t>Note</w:t>
+              <w:t>NOTE</w:t>
             </w:r>
           </w:p>
         </w:tc>
       </w:tr>
       <w:tr>
+        <w:trPr>
+          <w:cantSplit/>
+        </w:trPr>
         <w:tc>
           <w:tcPr>
             <w:tcW w:type="dxa" w:w="1514"/>
@@ -245,7 +235,7 @@
             <w:r/>
             <w:r>
               <w:rPr>
-                <w:rFonts w:ascii="Arial" w:hAnsi="Arial"/>
+                <w:rFonts w:ascii="Verdana" w:hAnsi="Verdana"/>
                 <w:b w:val="0"/>
                 <w:sz w:val="16"/>
               </w:rPr>
@@ -261,7 +251,7 @@
             <w:r/>
             <w:r>
               <w:rPr>
-                <w:rFonts w:ascii="Arial" w:hAnsi="Arial"/>
+                <w:rFonts w:ascii="Verdana" w:hAnsi="Verdana"/>
                 <w:b w:val="0"/>
                 <w:sz w:val="16"/>
               </w:rPr>
@@ -277,7 +267,7 @@
             <w:r/>
             <w:r>
               <w:rPr>
-                <w:rFonts w:ascii="Arial" w:hAnsi="Arial"/>
+                <w:rFonts w:ascii="Verdana" w:hAnsi="Verdana"/>
                 <w:b w:val="0"/>
                 <w:sz w:val="16"/>
               </w:rPr>
@@ -293,7 +283,7 @@
             <w:r/>
             <w:r>
               <w:rPr>
-                <w:rFonts w:ascii="Arial" w:hAnsi="Arial"/>
+                <w:rFonts w:ascii="Verdana" w:hAnsi="Verdana"/>
                 <w:b w:val="0"/>
                 <w:sz w:val="16"/>
               </w:rPr>
@@ -309,7 +299,7 @@
             <w:r/>
             <w:r>
               <w:rPr>
-                <w:rFonts w:ascii="Arial" w:hAnsi="Arial"/>
+                <w:rFonts w:ascii="Verdana" w:hAnsi="Verdana"/>
                 <w:b w:val="0"/>
                 <w:sz w:val="16"/>
               </w:rPr>
@@ -325,7 +315,7 @@
             <w:r/>
             <w:r>
               <w:rPr>
-                <w:rFonts w:ascii="Arial" w:hAnsi="Arial"/>
+                <w:rFonts w:ascii="Verdana" w:hAnsi="Verdana"/>
                 <w:b w:val="0"/>
                 <w:sz w:val="16"/>
               </w:rPr>
@@ -341,7 +331,7 @@
             <w:r/>
             <w:r>
               <w:rPr>
-                <w:rFonts w:ascii="Arial" w:hAnsi="Arial"/>
+                <w:rFonts w:ascii="Verdana" w:hAnsi="Verdana"/>
                 <w:b w:val="0"/>
                 <w:sz w:val="16"/>
               </w:rPr>
@@ -356,7 +346,7 @@
             <w:r/>
             <w:r>
               <w:rPr>
-                <w:rFonts w:ascii="Arial" w:hAnsi="Arial"/>
+                <w:rFonts w:ascii="Verdana" w:hAnsi="Verdana"/>
                 <w:b w:val="0"/>
                 <w:sz w:val="16"/>
               </w:rPr>
@@ -371,7 +361,7 @@
             <w:r/>
             <w:r>
               <w:rPr>
-                <w:rFonts w:ascii="Arial" w:hAnsi="Arial"/>
+                <w:rFonts w:ascii="Verdana" w:hAnsi="Verdana"/>
                 <w:b w:val="0"/>
                 <w:sz w:val="16"/>
               </w:rPr>
@@ -386,7 +376,7 @@
             <w:r/>
             <w:r>
               <w:rPr>
-                <w:rFonts w:ascii="Arial" w:hAnsi="Arial"/>
+                <w:rFonts w:ascii="Verdana" w:hAnsi="Verdana"/>
                 <w:b w:val="0"/>
                 <w:sz w:val="16"/>
               </w:rPr>
@@ -395,6 +385,9 @@
         </w:tc>
       </w:tr>
       <w:tr>
+        <w:trPr>
+          <w:cantSplit/>
+        </w:trPr>
         <w:tc>
           <w:tcPr>
             <w:tcW w:type="dxa" w:w="1514"/>
@@ -403,7 +396,7 @@
             <w:r/>
             <w:r>
               <w:rPr>
-                <w:rFonts w:ascii="Arial" w:hAnsi="Arial"/>
+                <w:rFonts w:ascii="Verdana" w:hAnsi="Verdana"/>
                 <w:b w:val="0"/>
                 <w:sz w:val="16"/>
               </w:rPr>
@@ -419,7 +412,7 @@
             <w:r/>
             <w:r>
               <w:rPr>
-                <w:rFonts w:ascii="Arial" w:hAnsi="Arial"/>
+                <w:rFonts w:ascii="Verdana" w:hAnsi="Verdana"/>
                 <w:b w:val="0"/>
                 <w:sz w:val="16"/>
               </w:rPr>
@@ -435,7 +428,7 @@
             <w:r/>
             <w:r>
               <w:rPr>
-                <w:rFonts w:ascii="Arial" w:hAnsi="Arial"/>
+                <w:rFonts w:ascii="Verdana" w:hAnsi="Verdana"/>
                 <w:b w:val="0"/>
                 <w:sz w:val="16"/>
               </w:rPr>
@@ -451,7 +444,7 @@
             <w:r/>
             <w:r>
               <w:rPr>
-                <w:rFonts w:ascii="Arial" w:hAnsi="Arial"/>
+                <w:rFonts w:ascii="Verdana" w:hAnsi="Verdana"/>
                 <w:b w:val="0"/>
                 <w:sz w:val="16"/>
               </w:rPr>
@@ -467,7 +460,7 @@
             <w:r/>
             <w:r>
               <w:rPr>
-                <w:rFonts w:ascii="Arial" w:hAnsi="Arial"/>
+                <w:rFonts w:ascii="Verdana" w:hAnsi="Verdana"/>
                 <w:b w:val="0"/>
                 <w:sz w:val="16"/>
               </w:rPr>
@@ -483,7 +476,7 @@
             <w:r/>
             <w:r>
               <w:rPr>
-                <w:rFonts w:ascii="Arial" w:hAnsi="Arial"/>
+                <w:rFonts w:ascii="Verdana" w:hAnsi="Verdana"/>
                 <w:b w:val="0"/>
                 <w:sz w:val="16"/>
               </w:rPr>
@@ -499,7 +492,7 @@
             <w:r/>
             <w:r>
               <w:rPr>
-                <w:rFonts w:ascii="Arial" w:hAnsi="Arial"/>
+                <w:rFonts w:ascii="Verdana" w:hAnsi="Verdana"/>
                 <w:b w:val="0"/>
                 <w:sz w:val="16"/>
               </w:rPr>
@@ -514,7 +507,7 @@
             <w:r/>
             <w:r>
               <w:rPr>
-                <w:rFonts w:ascii="Arial" w:hAnsi="Arial"/>
+                <w:rFonts w:ascii="Verdana" w:hAnsi="Verdana"/>
                 <w:b w:val="0"/>
                 <w:sz w:val="16"/>
               </w:rPr>
@@ -529,7 +522,7 @@
             <w:r/>
             <w:r>
               <w:rPr>
-                <w:rFonts w:ascii="Arial" w:hAnsi="Arial"/>
+                <w:rFonts w:ascii="Verdana" w:hAnsi="Verdana"/>
                 <w:b w:val="0"/>
                 <w:sz w:val="16"/>
               </w:rPr>
@@ -544,7 +537,7 @@
             <w:r/>
             <w:r>
               <w:rPr>
-                <w:rFonts w:ascii="Arial" w:hAnsi="Arial"/>
+                <w:rFonts w:ascii="Verdana" w:hAnsi="Verdana"/>
                 <w:b w:val="0"/>
                 <w:sz w:val="16"/>
               </w:rPr>
@@ -553,6 +546,9 @@
         </w:tc>
       </w:tr>
       <w:tr>
+        <w:trPr>
+          <w:cantSplit/>
+        </w:trPr>
         <w:tc>
           <w:tcPr>
             <w:tcW w:type="dxa" w:w="1514"/>
@@ -561,7 +557,7 @@
             <w:r/>
             <w:r>
               <w:rPr>
-                <w:rFonts w:ascii="Arial" w:hAnsi="Arial"/>
+                <w:rFonts w:ascii="Verdana" w:hAnsi="Verdana"/>
                 <w:b w:val="0"/>
                 <w:sz w:val="16"/>
               </w:rPr>
@@ -577,7 +573,7 @@
             <w:r/>
             <w:r>
               <w:rPr>
-                <w:rFonts w:ascii="Arial" w:hAnsi="Arial"/>
+                <w:rFonts w:ascii="Verdana" w:hAnsi="Verdana"/>
                 <w:b w:val="0"/>
                 <w:sz w:val="16"/>
               </w:rPr>
@@ -593,7 +589,7 @@
             <w:r/>
             <w:r>
               <w:rPr>
-                <w:rFonts w:ascii="Arial" w:hAnsi="Arial"/>
+                <w:rFonts w:ascii="Verdana" w:hAnsi="Verdana"/>
                 <w:b w:val="0"/>
                 <w:sz w:val="16"/>
               </w:rPr>
@@ -609,7 +605,7 @@
             <w:r/>
             <w:r>
               <w:rPr>
-                <w:rFonts w:ascii="Arial" w:hAnsi="Arial"/>
+                <w:rFonts w:ascii="Verdana" w:hAnsi="Verdana"/>
                 <w:b w:val="0"/>
                 <w:sz w:val="16"/>
               </w:rPr>
@@ -625,7 +621,7 @@
             <w:r/>
             <w:r>
               <w:rPr>
-                <w:rFonts w:ascii="Arial" w:hAnsi="Arial"/>
+                <w:rFonts w:ascii="Verdana" w:hAnsi="Verdana"/>
                 <w:b w:val="0"/>
                 <w:sz w:val="16"/>
               </w:rPr>
@@ -641,7 +637,7 @@
             <w:r/>
             <w:r>
               <w:rPr>
-                <w:rFonts w:ascii="Arial" w:hAnsi="Arial"/>
+                <w:rFonts w:ascii="Verdana" w:hAnsi="Verdana"/>
                 <w:b w:val="0"/>
                 <w:sz w:val="16"/>
               </w:rPr>
@@ -657,7 +653,7 @@
             <w:r/>
             <w:r>
               <w:rPr>
-                <w:rFonts w:ascii="Arial" w:hAnsi="Arial"/>
+                <w:rFonts w:ascii="Verdana" w:hAnsi="Verdana"/>
                 <w:b w:val="0"/>
                 <w:sz w:val="16"/>
               </w:rPr>
@@ -672,7 +668,7 @@
             <w:r/>
             <w:r>
               <w:rPr>
-                <w:rFonts w:ascii="Arial" w:hAnsi="Arial"/>
+                <w:rFonts w:ascii="Verdana" w:hAnsi="Verdana"/>
                 <w:b w:val="0"/>
                 <w:sz w:val="16"/>
               </w:rPr>
@@ -687,7 +683,7 @@
             <w:r/>
             <w:r>
               <w:rPr>
-                <w:rFonts w:ascii="Arial" w:hAnsi="Arial"/>
+                <w:rFonts w:ascii="Verdana" w:hAnsi="Verdana"/>
                 <w:b w:val="0"/>
                 <w:sz w:val="16"/>
               </w:rPr>
@@ -702,7 +698,7 @@
             <w:r/>
             <w:r>
               <w:rPr>
-                <w:rFonts w:ascii="Arial" w:hAnsi="Arial"/>
+                <w:rFonts w:ascii="Verdana" w:hAnsi="Verdana"/>
                 <w:b w:val="0"/>
                 <w:sz w:val="16"/>
               </w:rPr>
@@ -711,6 +707,9 @@
         </w:tc>
       </w:tr>
       <w:tr>
+        <w:trPr>
+          <w:cantSplit/>
+        </w:trPr>
         <w:tc>
           <w:tcPr>
             <w:tcW w:type="dxa" w:w="1514"/>
@@ -719,7 +718,7 @@
             <w:r/>
             <w:r>
               <w:rPr>
-                <w:rFonts w:ascii="Arial" w:hAnsi="Arial"/>
+                <w:rFonts w:ascii="Verdana" w:hAnsi="Verdana"/>
                 <w:b w:val="0"/>
                 <w:sz w:val="16"/>
               </w:rPr>
@@ -735,7 +734,7 @@
             <w:r/>
             <w:r>
               <w:rPr>
-                <w:rFonts w:ascii="Arial" w:hAnsi="Arial"/>
+                <w:rFonts w:ascii="Verdana" w:hAnsi="Verdana"/>
                 <w:b w:val="0"/>
                 <w:sz w:val="16"/>
               </w:rPr>
@@ -751,7 +750,7 @@
             <w:r/>
             <w:r>
               <w:rPr>
-                <w:rFonts w:ascii="Arial" w:hAnsi="Arial"/>
+                <w:rFonts w:ascii="Verdana" w:hAnsi="Verdana"/>
                 <w:b w:val="0"/>
                 <w:sz w:val="16"/>
               </w:rPr>
@@ -767,7 +766,7 @@
             <w:r/>
             <w:r>
               <w:rPr>
-                <w:rFonts w:ascii="Arial" w:hAnsi="Arial"/>
+                <w:rFonts w:ascii="Verdana" w:hAnsi="Verdana"/>
                 <w:b w:val="0"/>
                 <w:sz w:val="16"/>
               </w:rPr>
@@ -783,7 +782,7 @@
             <w:r/>
             <w:r>
               <w:rPr>
-                <w:rFonts w:ascii="Arial" w:hAnsi="Arial"/>
+                <w:rFonts w:ascii="Verdana" w:hAnsi="Verdana"/>
                 <w:b w:val="0"/>
                 <w:sz w:val="16"/>
               </w:rPr>
@@ -799,7 +798,7 @@
             <w:r/>
             <w:r>
               <w:rPr>
-                <w:rFonts w:ascii="Arial" w:hAnsi="Arial"/>
+                <w:rFonts w:ascii="Verdana" w:hAnsi="Verdana"/>
                 <w:b w:val="0"/>
                 <w:sz w:val="16"/>
               </w:rPr>
@@ -815,7 +814,7 @@
             <w:r/>
             <w:r>
               <w:rPr>
-                <w:rFonts w:ascii="Arial" w:hAnsi="Arial"/>
+                <w:rFonts w:ascii="Verdana" w:hAnsi="Verdana"/>
                 <w:b w:val="0"/>
                 <w:sz w:val="16"/>
               </w:rPr>
@@ -830,7 +829,7 @@
             <w:r/>
             <w:r>
               <w:rPr>
-                <w:rFonts w:ascii="Arial" w:hAnsi="Arial"/>
+                <w:rFonts w:ascii="Verdana" w:hAnsi="Verdana"/>
                 <w:b w:val="0"/>
                 <w:sz w:val="16"/>
               </w:rPr>
@@ -845,7 +844,7 @@
             <w:r/>
             <w:r>
               <w:rPr>
-                <w:rFonts w:ascii="Arial" w:hAnsi="Arial"/>
+                <w:rFonts w:ascii="Verdana" w:hAnsi="Verdana"/>
                 <w:b w:val="0"/>
                 <w:sz w:val="16"/>
               </w:rPr>
@@ -860,7 +859,7 @@
             <w:r/>
             <w:r>
               <w:rPr>
-                <w:rFonts w:ascii="Arial" w:hAnsi="Arial"/>
+                <w:rFonts w:ascii="Verdana" w:hAnsi="Verdana"/>
                 <w:b w:val="0"/>
                 <w:sz w:val="16"/>
               </w:rPr>
@@ -870,6 +869,9 @@
         </w:tc>
       </w:tr>
       <w:tr>
+        <w:trPr>
+          <w:cantSplit/>
+        </w:trPr>
         <w:tc>
           <w:tcPr>
             <w:tcW w:type="dxa" w:w="1514"/>
@@ -878,7 +880,7 @@
             <w:r/>
             <w:r>
               <w:rPr>
-                <w:rFonts w:ascii="Arial" w:hAnsi="Arial"/>
+                <w:rFonts w:ascii="Verdana" w:hAnsi="Verdana"/>
                 <w:b w:val="0"/>
                 <w:sz w:val="16"/>
               </w:rPr>
@@ -894,7 +896,7 @@
             <w:r/>
             <w:r>
               <w:rPr>
-                <w:rFonts w:ascii="Arial" w:hAnsi="Arial"/>
+                <w:rFonts w:ascii="Verdana" w:hAnsi="Verdana"/>
                 <w:b w:val="0"/>
                 <w:sz w:val="16"/>
               </w:rPr>
@@ -910,7 +912,7 @@
             <w:r/>
             <w:r>
               <w:rPr>
-                <w:rFonts w:ascii="Arial" w:hAnsi="Arial"/>
+                <w:rFonts w:ascii="Verdana" w:hAnsi="Verdana"/>
                 <w:b w:val="0"/>
                 <w:sz w:val="16"/>
               </w:rPr>
@@ -926,7 +928,7 @@
             <w:r/>
             <w:r>
               <w:rPr>
-                <w:rFonts w:ascii="Arial" w:hAnsi="Arial"/>
+                <w:rFonts w:ascii="Verdana" w:hAnsi="Verdana"/>
                 <w:b w:val="0"/>
                 <w:sz w:val="16"/>
               </w:rPr>
@@ -942,7 +944,7 @@
             <w:r/>
             <w:r>
               <w:rPr>
-                <w:rFonts w:ascii="Arial" w:hAnsi="Arial"/>
+                <w:rFonts w:ascii="Verdana" w:hAnsi="Verdana"/>
                 <w:b w:val="0"/>
                 <w:sz w:val="16"/>
               </w:rPr>
@@ -958,7 +960,7 @@
             <w:r/>
             <w:r>
               <w:rPr>
-                <w:rFonts w:ascii="Arial" w:hAnsi="Arial"/>
+                <w:rFonts w:ascii="Verdana" w:hAnsi="Verdana"/>
                 <w:b w:val="0"/>
                 <w:sz w:val="16"/>
               </w:rPr>
@@ -974,7 +976,7 @@
             <w:r/>
             <w:r>
               <w:rPr>
-                <w:rFonts w:ascii="Arial" w:hAnsi="Arial"/>
+                <w:rFonts w:ascii="Verdana" w:hAnsi="Verdana"/>
                 <w:b w:val="0"/>
                 <w:sz w:val="16"/>
               </w:rPr>
@@ -989,7 +991,7 @@
             <w:r/>
             <w:r>
               <w:rPr>
-                <w:rFonts w:ascii="Arial" w:hAnsi="Arial"/>
+                <w:rFonts w:ascii="Verdana" w:hAnsi="Verdana"/>
                 <w:b w:val="0"/>
                 <w:sz w:val="16"/>
               </w:rPr>
@@ -1004,7 +1006,7 @@
             <w:r/>
             <w:r>
               <w:rPr>
-                <w:rFonts w:ascii="Arial" w:hAnsi="Arial"/>
+                <w:rFonts w:ascii="Verdana" w:hAnsi="Verdana"/>
                 <w:b w:val="0"/>
                 <w:sz w:val="16"/>
               </w:rPr>
@@ -1019,7 +1021,7 @@
             <w:r/>
             <w:r>
               <w:rPr>
-                <w:rFonts w:ascii="Arial" w:hAnsi="Arial"/>
+                <w:rFonts w:ascii="Verdana" w:hAnsi="Verdana"/>
                 <w:b w:val="0"/>
                 <w:sz w:val="16"/>
               </w:rPr>
@@ -1028,6 +1030,9 @@
         </w:tc>
       </w:tr>
       <w:tr>
+        <w:trPr>
+          <w:cantSplit/>
+        </w:trPr>
         <w:tc>
           <w:tcPr>
             <w:tcW w:type="dxa" w:w="1514"/>
@@ -1036,7 +1041,7 @@
             <w:r/>
             <w:r>
               <w:rPr>
-                <w:rFonts w:ascii="Arial" w:hAnsi="Arial"/>
+                <w:rFonts w:ascii="Verdana" w:hAnsi="Verdana"/>
                 <w:b w:val="0"/>
                 <w:sz w:val="16"/>
               </w:rPr>
@@ -1052,7 +1057,7 @@
             <w:r/>
             <w:r>
               <w:rPr>
-                <w:rFonts w:ascii="Arial" w:hAnsi="Arial"/>
+                <w:rFonts w:ascii="Verdana" w:hAnsi="Verdana"/>
                 <w:b w:val="0"/>
                 <w:sz w:val="16"/>
               </w:rPr>
@@ -1068,7 +1073,7 @@
             <w:r/>
             <w:r>
               <w:rPr>
-                <w:rFonts w:ascii="Arial" w:hAnsi="Arial"/>
+                <w:rFonts w:ascii="Verdana" w:hAnsi="Verdana"/>
                 <w:b w:val="0"/>
                 <w:sz w:val="16"/>
               </w:rPr>
@@ -1084,7 +1089,7 @@
             <w:r/>
             <w:r>
               <w:rPr>
-                <w:rFonts w:ascii="Arial" w:hAnsi="Arial"/>
+                <w:rFonts w:ascii="Verdana" w:hAnsi="Verdana"/>
                 <w:b w:val="0"/>
                 <w:sz w:val="16"/>
               </w:rPr>
@@ -1100,7 +1105,7 @@
             <w:r/>
             <w:r>
               <w:rPr>
-                <w:rFonts w:ascii="Arial" w:hAnsi="Arial"/>
+                <w:rFonts w:ascii="Verdana" w:hAnsi="Verdana"/>
                 <w:b w:val="0"/>
                 <w:sz w:val="16"/>
               </w:rPr>
@@ -1116,7 +1121,7 @@
             <w:r/>
             <w:r>
               <w:rPr>
-                <w:rFonts w:ascii="Arial" w:hAnsi="Arial"/>
+                <w:rFonts w:ascii="Verdana" w:hAnsi="Verdana"/>
                 <w:b w:val="0"/>
                 <w:sz w:val="16"/>
               </w:rPr>
@@ -1132,7 +1137,7 @@
             <w:r/>
             <w:r>
               <w:rPr>
-                <w:rFonts w:ascii="Arial" w:hAnsi="Arial"/>
+                <w:rFonts w:ascii="Verdana" w:hAnsi="Verdana"/>
                 <w:b w:val="0"/>
                 <w:sz w:val="16"/>
               </w:rPr>
@@ -1147,7 +1152,7 @@
             <w:r/>
             <w:r>
               <w:rPr>
-                <w:rFonts w:ascii="Arial" w:hAnsi="Arial"/>
+                <w:rFonts w:ascii="Verdana" w:hAnsi="Verdana"/>
                 <w:b w:val="0"/>
                 <w:sz w:val="16"/>
               </w:rPr>
@@ -1162,7 +1167,7 @@
             <w:r/>
             <w:r>
               <w:rPr>
-                <w:rFonts w:ascii="Arial" w:hAnsi="Arial"/>
+                <w:rFonts w:ascii="Verdana" w:hAnsi="Verdana"/>
                 <w:b w:val="0"/>
                 <w:sz w:val="16"/>
               </w:rPr>
@@ -1177,7 +1182,7 @@
             <w:r/>
             <w:r>
               <w:rPr>
-                <w:rFonts w:ascii="Arial" w:hAnsi="Arial"/>
+                <w:rFonts w:ascii="Verdana" w:hAnsi="Verdana"/>
                 <w:b w:val="0"/>
                 <w:sz w:val="16"/>
               </w:rPr>
@@ -1186,6 +1191,9 @@
         </w:tc>
       </w:tr>
       <w:tr>
+        <w:trPr>
+          <w:cantSplit/>
+        </w:trPr>
         <w:tc>
           <w:tcPr>
             <w:tcW w:type="dxa" w:w="1514"/>
@@ -1194,7 +1202,7 @@
             <w:r/>
             <w:r>
               <w:rPr>
-                <w:rFonts w:ascii="Arial" w:hAnsi="Arial"/>
+                <w:rFonts w:ascii="Verdana" w:hAnsi="Verdana"/>
                 <w:b w:val="0"/>
                 <w:sz w:val="16"/>
               </w:rPr>
@@ -1210,7 +1218,7 @@
             <w:r/>
             <w:r>
               <w:rPr>
-                <w:rFonts w:ascii="Arial" w:hAnsi="Arial"/>
+                <w:rFonts w:ascii="Verdana" w:hAnsi="Verdana"/>
                 <w:b w:val="0"/>
                 <w:sz w:val="16"/>
               </w:rPr>
@@ -1226,7 +1234,7 @@
             <w:r/>
             <w:r>
               <w:rPr>
-                <w:rFonts w:ascii="Arial" w:hAnsi="Arial"/>
+                <w:rFonts w:ascii="Verdana" w:hAnsi="Verdana"/>
                 <w:b w:val="0"/>
                 <w:sz w:val="16"/>
               </w:rPr>
@@ -1242,7 +1250,7 @@
             <w:r/>
             <w:r>
               <w:rPr>
-                <w:rFonts w:ascii="Arial" w:hAnsi="Arial"/>
+                <w:rFonts w:ascii="Verdana" w:hAnsi="Verdana"/>
                 <w:b w:val="0"/>
                 <w:sz w:val="16"/>
               </w:rPr>
@@ -1258,7 +1266,7 @@
             <w:r/>
             <w:r>
               <w:rPr>
-                <w:rFonts w:ascii="Arial" w:hAnsi="Arial"/>
+                <w:rFonts w:ascii="Verdana" w:hAnsi="Verdana"/>
                 <w:b w:val="0"/>
                 <w:sz w:val="16"/>
               </w:rPr>
@@ -1274,7 +1282,7 @@
             <w:r/>
             <w:r>
               <w:rPr>
-                <w:rFonts w:ascii="Arial" w:hAnsi="Arial"/>
+                <w:rFonts w:ascii="Verdana" w:hAnsi="Verdana"/>
                 <w:b w:val="0"/>
                 <w:sz w:val="16"/>
               </w:rPr>
@@ -1290,7 +1298,7 @@
             <w:r/>
             <w:r>
               <w:rPr>
-                <w:rFonts w:ascii="Arial" w:hAnsi="Arial"/>
+                <w:rFonts w:ascii="Verdana" w:hAnsi="Verdana"/>
                 <w:b w:val="0"/>
                 <w:sz w:val="16"/>
               </w:rPr>
@@ -1305,7 +1313,7 @@
             <w:r/>
             <w:r>
               <w:rPr>
-                <w:rFonts w:ascii="Arial" w:hAnsi="Arial"/>
+                <w:rFonts w:ascii="Verdana" w:hAnsi="Verdana"/>
                 <w:b w:val="0"/>
                 <w:sz w:val="16"/>
               </w:rPr>
@@ -1320,7 +1328,7 @@
             <w:r/>
             <w:r>
               <w:rPr>
-                <w:rFonts w:ascii="Arial" w:hAnsi="Arial"/>
+                <w:rFonts w:ascii="Verdana" w:hAnsi="Verdana"/>
                 <w:b w:val="0"/>
                 <w:sz w:val="16"/>
               </w:rPr>
@@ -1335,11 +1343,11 @@
             <w:r/>
             <w:r>
               <w:rPr>
-                <w:rFonts w:ascii="Arial" w:hAnsi="Arial"/>
+                <w:rFonts w:ascii="Verdana" w:hAnsi="Verdana"/>
                 <w:b w:val="0"/>
                 <w:sz w:val="16"/>
               </w:rPr>
-              <w:t>Note 59: New local names for storm of various strengths shall be added as necessary. | Note 113: Other applications of the data present indicator may be developed.</w:t>
+              <w:t>Note 59: The time identification refers to the beginning of the one-month period. | Note 113: Other applications of the data present indicator may be developed.</w:t>
             </w:r>
           </w:p>
         </w:tc>

--- a/docx/en/BUFRCREX_TableB_en_31.docx
+++ b/docx/en/BUFRCREX_TableB_en_31.docx
@@ -239,7 +239,7 @@
                 <w:b w:val="0"/>
                 <w:sz w:val="16"/>
               </w:rPr>
-              <w:t>031000</w:t>
+              <w:t>0 31 000</w:t>
             </w:r>
           </w:p>
         </w:tc>
@@ -400,7 +400,7 @@
                 <w:b w:val="0"/>
                 <w:sz w:val="16"/>
               </w:rPr>
-              <w:t>031001</w:t>
+              <w:t>0 31 001</w:t>
             </w:r>
           </w:p>
         </w:tc>
@@ -561,7 +561,7 @@
                 <w:b w:val="0"/>
                 <w:sz w:val="16"/>
               </w:rPr>
-              <w:t>031002</w:t>
+              <w:t>0 31 002</w:t>
             </w:r>
           </w:p>
         </w:tc>
@@ -722,7 +722,7 @@
                 <w:b w:val="0"/>
                 <w:sz w:val="16"/>
               </w:rPr>
-              <w:t>031011</w:t>
+              <w:t>0 31 011</w:t>
             </w:r>
           </w:p>
         </w:tc>
@@ -884,7 +884,7 @@
                 <w:b w:val="0"/>
                 <w:sz w:val="16"/>
               </w:rPr>
-              <w:t>031012</w:t>
+              <w:t>0 31 012</w:t>
             </w:r>
           </w:p>
         </w:tc>
@@ -1045,7 +1045,7 @@
                 <w:b w:val="0"/>
                 <w:sz w:val="16"/>
               </w:rPr>
-              <w:t>031021</w:t>
+              <w:t>0 31 021</w:t>
             </w:r>
           </w:p>
         </w:tc>
@@ -1206,7 +1206,7 @@
                 <w:b w:val="0"/>
                 <w:sz w:val="16"/>
               </w:rPr>
-              <w:t>031031</w:t>
+              <w:t>0 31 031</w:t>
             </w:r>
           </w:p>
         </w:tc>

--- a/docx/en/BUFRCREX_TableB_en_31.docx
+++ b/docx/en/BUFRCREX_TableB_en_31.docx
@@ -13,6 +13,376 @@
           <w:sz w:val="22"/>
         </w:rPr>
         <w:t>Class 31: Data description operator qualifiers</w:t>
+      </w:r>
+    </w:p>
+    <w:p>
+      <w:r>
+        <w:rPr>
+          <w:rFonts w:ascii="Verdana" w:hAnsi="Verdana"/>
+          <w:i/>
+          <w:sz w:val="14"/>
+        </w:rPr>
+        <w:t>Note 23: A precipitation value of -0.1 kg m-2 before scaling (-1 after scaling or in CREX) shall indicate a "trace" (non-measurable, less than 0.05 kg m-2).</w:t>
+      </w:r>
+    </w:p>
+    <w:p>
+      <w:r>
+        <w:rPr>
+          <w:rFonts w:ascii="Verdana" w:hAnsi="Verdana"/>
+          <w:i/>
+          <w:sz w:val="14"/>
+        </w:rPr>
+        <w:t>Note 25: A previously defined significance may be cancelled by transmitting a "missing" from the appropriate code or flag table.</w:t>
+      </w:r>
+    </w:p>
+    <w:p>
+      <w:r>
+        <w:rPr>
+          <w:rFonts w:ascii="Verdana" w:hAnsi="Verdana"/>
+          <w:i/>
+          <w:sz w:val="14"/>
+        </w:rPr>
+        <w:t>Note 27: All times are Universal Time Coordinated (UTC) unless otherwise noted.</w:t>
+      </w:r>
+    </w:p>
+    <w:p>
+      <w:r>
+        <w:rPr>
+          <w:rFonts w:ascii="Verdana" w:hAnsi="Verdana"/>
+          <w:i/>
+          <w:sz w:val="14"/>
+        </w:rPr>
+        <w:t>Note 32: Bearing or azimuth shall only be used with respect to a stated location, and shall not redefine that location.</w:t>
+      </w:r>
+    </w:p>
+    <w:p>
+      <w:r>
+        <w:rPr>
+          <w:rFonts w:ascii="Verdana" w:hAnsi="Verdana"/>
+          <w:i/>
+          <w:sz w:val="14"/>
+        </w:rPr>
+        <w:t>Note 62: Distance shall only be used with respect to a stated location and a bearing, azimuth or elevation; it shall not redefine that location.</w:t>
+      </w:r>
+    </w:p>
+    <w:p>
+      <w:r>
+        <w:rPr>
+          <w:rFonts w:ascii="Verdana" w:hAnsi="Verdana"/>
+          <w:i/>
+          <w:sz w:val="14"/>
+        </w:rPr>
+        <w:t>Note 63: Downward radiation shall be assigned positive values.</w:t>
+      </w:r>
+    </w:p>
+    <w:p>
+      <w:r>
+        <w:rPr>
+          <w:rFonts w:ascii="Verdana" w:hAnsi="Verdana"/>
+          <w:i/>
+          <w:sz w:val="14"/>
+        </w:rPr>
+        <w:t>Note 64: Downward w-components shall be assigned positive values where units are Pa s-1.</w:t>
+      </w:r>
+    </w:p>
+    <w:p>
+      <w:r>
+        <w:rPr>
+          <w:rFonts w:ascii="Verdana" w:hAnsi="Verdana"/>
+          <w:i/>
+          <w:sz w:val="14"/>
+        </w:rPr>
+        <w:t>Note 66: East to west increments shall be assigned negative values.</w:t>
+      </w:r>
+    </w:p>
+    <w:p>
+      <w:r>
+        <w:rPr>
+          <w:rFonts w:ascii="Verdana" w:hAnsi="Verdana"/>
+          <w:i/>
+          <w:sz w:val="14"/>
+        </w:rPr>
+        <w:t>Note 75: For CREX descriptors F = B, not 0.</w:t>
+      </w:r>
+    </w:p>
+    <w:p>
+      <w:r>
+        <w:rPr>
+          <w:rFonts w:ascii="Verdana" w:hAnsi="Verdana"/>
+          <w:i/>
+          <w:sz w:val="14"/>
+        </w:rPr>
+        <w:t>Note 92: In order to distinguish unambiguously the cases of missing data and saturated pixels, n-bit image data should be encoded using a data width of n+1. Where such a descriptor is not already available in Class 30, operator descriptor 2 01 YYY should be used to modify the data width of the existing entry as required.</w:t>
+      </w:r>
+    </w:p>
+    <w:p>
+      <w:r>
+        <w:rPr>
+          <w:rFonts w:ascii="Verdana" w:hAnsi="Verdana"/>
+          <w:i/>
+          <w:sz w:val="14"/>
+        </w:rPr>
+        <w:t>Note 105: Negative time periods or displacements shall be used to indicate time periods or displacements preceding the currently defined time.</w:t>
+      </w:r>
+    </w:p>
+    <w:p>
+      <w:r>
+        <w:rPr>
+          <w:rFonts w:ascii="Verdana" w:hAnsi="Verdana"/>
+          <w:i/>
+          <w:sz w:val="14"/>
+        </w:rPr>
+        <w:t>Note 110: North to south increments shall be assigned negative values.</w:t>
+      </w:r>
+    </w:p>
+    <w:p>
+      <w:r>
+        <w:rPr>
+          <w:rFonts w:ascii="Verdana" w:hAnsi="Verdana"/>
+          <w:i/>
+          <w:sz w:val="14"/>
+        </w:rPr>
+        <w:t>Note 115: Pixel data width can be changed with descriptor 2 01 YYY.</w:t>
+      </w:r>
+    </w:p>
+    <w:p>
+      <w:r>
+        <w:rPr>
+          <w:rFonts w:ascii="Verdana" w:hAnsi="Verdana"/>
+          <w:i/>
+          <w:sz w:val="14"/>
+        </w:rPr>
+        <w:t>Note 121: Some indication of expected accuracy may be implied in conjunction with certain elements in this class.</w:t>
+      </w:r>
+    </w:p>
+    <w:p>
+      <w:r>
+        <w:rPr>
+          <w:rFonts w:ascii="Verdana" w:hAnsi="Verdana"/>
+          <w:i/>
+          <w:sz w:val="14"/>
+        </w:rPr>
+        <w:t>Note 122: South latitude shall be assigned negative values.</w:t>
+      </w:r>
+    </w:p>
+    <w:p>
+      <w:r>
+        <w:rPr>
+          <w:rFonts w:ascii="Verdana" w:hAnsi="Verdana"/>
+          <w:i/>
+          <w:sz w:val="14"/>
+        </w:rPr>
+        <w:t>Note 123: South to north v-components shall be assigned positive values.</w:t>
+      </w:r>
+    </w:p>
+    <w:p>
+      <w:r>
+        <w:rPr>
+          <w:rFonts w:ascii="Verdana" w:hAnsi="Verdana"/>
+          <w:i/>
+          <w:sz w:val="14"/>
+        </w:rPr>
+        <w:t>Note 126: Surface wind direction measured at a station within 1° of the North Pole or within 1° of the South Pole shall be reported in such a way that the azimuth ring shall be aligned with its zero coinciding with the Greenwich 0° meridian.</w:t>
+      </w:r>
+    </w:p>
+    <w:p>
+      <w:r>
+        <w:rPr>
+          <w:rFonts w:ascii="Verdana" w:hAnsi="Verdana"/>
+          <w:i/>
+          <w:sz w:val="14"/>
+        </w:rPr>
+        <w:t>Note 140: The pixel size on horizontal - 1 is given at location where map scale factor is unity.</w:t>
+      </w:r>
+    </w:p>
+    <w:p>
+      <w:r>
+        <w:rPr>
+          <w:rFonts w:ascii="Verdana" w:hAnsi="Verdana"/>
+          <w:i/>
+          <w:sz w:val="14"/>
+        </w:rPr>
+        <w:t>Note 141: The pixel size on horizontal - 2 is given at location where map scale factor is unity.</w:t>
+      </w:r>
+    </w:p>
+    <w:p>
+      <w:r>
+        <w:rPr>
+          <w:rFonts w:ascii="Verdana" w:hAnsi="Verdana"/>
+          <w:i/>
+          <w:sz w:val="14"/>
+        </w:rPr>
+        <w:t>Note 145: The significance of time periods or displacements may be indicated using the time significance code corresponding to table reference 0 08 021.</w:t>
+      </w:r>
+    </w:p>
+    <w:p>
+      <w:r>
+        <w:rPr>
+          <w:rFonts w:ascii="Verdana" w:hAnsi="Verdana"/>
+          <w:i/>
+          <w:sz w:val="14"/>
+        </w:rPr>
+        <w:t>Note 149: The time location, when used with forecast values, shall indicate the time of the initial state for the forecast, or the beginning of the forecast period; when used with ensemble means of forecast values, the time location shall indicate the initial state or the beginning of the first forecast over which ensemble means are derived.</w:t>
+      </w:r>
+    </w:p>
+    <w:p>
+      <w:r>
+        <w:rPr>
+          <w:rFonts w:ascii="Verdana" w:hAnsi="Verdana"/>
+          <w:i/>
+          <w:sz w:val="14"/>
+        </w:rPr>
+        <w:t>Note 155: This class may also contain elements relating to observational procedures.</w:t>
+      </w:r>
+    </w:p>
+    <w:p>
+      <w:r>
+        <w:rPr>
+          <w:rFonts w:ascii="Verdana" w:hAnsi="Verdana"/>
+          <w:i/>
+          <w:sz w:val="14"/>
+        </w:rPr>
+        <w:t>Note 156: This class shall contain elements to describe the instrumentation used to obtain the meteorological elements reported.</w:t>
+      </w:r>
+    </w:p>
+    <w:p>
+      <w:r>
+        <w:rPr>
+          <w:rFonts w:ascii="Verdana" w:hAnsi="Verdana"/>
+          <w:i/>
+          <w:sz w:val="14"/>
+        </w:rPr>
+        <w:t>Note 158: Time periods or displacements and time increments require an initial time location to be defined prior to their use, followed where appropriate by a time significance definition.</w:t>
+      </w:r>
+    </w:p>
+    <w:p>
+      <w:r>
+        <w:rPr>
+          <w:rFonts w:ascii="Verdana" w:hAnsi="Verdana"/>
+          <w:i/>
+          <w:sz w:val="14"/>
+        </w:rPr>
+        <w:t>Note 160: Upward radiation shall be assigned negative values.</w:t>
+      </w:r>
+    </w:p>
+    <w:p>
+      <w:r>
+        <w:rPr>
+          <w:rFonts w:ascii="Verdana" w:hAnsi="Verdana"/>
+          <w:i/>
+          <w:sz w:val="14"/>
+        </w:rPr>
+        <w:t>Note 161: Upward w-components shall be assigned positive values where units are m s-1.</w:t>
+      </w:r>
+    </w:p>
+    <w:p>
+      <w:r>
+        <w:rPr>
+          <w:rFonts w:ascii="Verdana" w:hAnsi="Verdana"/>
+          <w:i/>
+          <w:sz w:val="14"/>
+        </w:rPr>
+        <w:t>Note 162: Useful ranges used above:1011 Bq to 1019 Bq for releases;10-2 Bq to 107 Bq and 10-2 mSv to 107 mSv for concentration and doses.</w:t>
+      </w:r>
+    </w:p>
+    <w:p>
+      <w:r>
+        <w:rPr>
+          <w:rFonts w:ascii="Verdana" w:hAnsi="Verdana"/>
+          <w:i/>
+          <w:sz w:val="14"/>
+        </w:rPr>
+        <w:t>Note 163: Values of latitude and latitude increments are limited to the range -90 degrees to +90 degrees.</w:t>
+      </w:r>
+    </w:p>
+    <w:p>
+      <w:r>
+        <w:rPr>
+          <w:rFonts w:ascii="Verdana" w:hAnsi="Verdana"/>
+          <w:i/>
+          <w:sz w:val="14"/>
+        </w:rPr>
+        <w:t>Note 164: Values of longitude are limited to the range -180 degrees to +180 degrees.</w:t>
+      </w:r>
+    </w:p>
+    <w:p>
+      <w:r>
+        <w:rPr>
+          <w:rFonts w:ascii="Verdana" w:hAnsi="Verdana"/>
+          <w:i/>
+          <w:sz w:val="14"/>
+        </w:rPr>
+        <w:t>Note 165: Vertical elements and pressure shall be used to define values of these elements independent of the element or variable denoting the vertical coordinate.</w:t>
+      </w:r>
+    </w:p>
+    <w:p>
+      <w:r>
+        <w:rPr>
+          <w:rFonts w:ascii="Verdana" w:hAnsi="Verdana"/>
+          <w:i/>
+          <w:sz w:val="14"/>
+        </w:rPr>
+        <w:t>Note 166: West longitude shall be assigned negative values.</w:t>
+      </w:r>
+    </w:p>
+    <w:p>
+      <w:r>
+        <w:rPr>
+          <w:rFonts w:ascii="Verdana" w:hAnsi="Verdana"/>
+          <w:i/>
+          <w:sz w:val="14"/>
+        </w:rPr>
+        <w:t>Note 167: West to east u-components shall be assigned positive values.</w:t>
+      </w:r>
+    </w:p>
+    <w:p>
+      <w:r>
+        <w:rPr>
+          <w:rFonts w:ascii="Verdana" w:hAnsi="Verdana"/>
+          <w:i/>
+          <w:sz w:val="14"/>
+        </w:rPr>
+        <w:t>Note 176: Where more than one time period or displacement is required to define complex time structures, they shall be defined in immediate succession, and the following ordering shall apply: ensemble period (if required), followed by forecast period (if required), followed by period for averaging or accumulation (if required).</w:t>
+      </w:r>
+    </w:p>
+    <w:p>
+      <w:r>
+        <w:rPr>
+          <w:rFonts w:ascii="Verdana" w:hAnsi="Verdana"/>
+          <w:i/>
+          <w:sz w:val="14"/>
+        </w:rPr>
+        <w:t>Note 178: Where the expression "period specified" is entered under element name, an appropriate period shall be specified using descriptors from Class 04.</w:t>
+      </w:r>
+    </w:p>
+    <w:p>
+      <w:r>
+        <w:rPr>
+          <w:rFonts w:ascii="Verdana" w:hAnsi="Verdana"/>
+          <w:i/>
+          <w:sz w:val="14"/>
+        </w:rPr>
+        <w:t>Note 179: Where values are accumulated or averaged (for example over a time period), the total number of values from which the accumulated or averaged values are obtained may be represented using reference 0 08 022.</w:t>
+      </w:r>
+    </w:p>
+    <w:p>
+      <w:r>
+        <w:rPr>
+          <w:rFonts w:ascii="Verdana" w:hAnsi="Verdana"/>
+          <w:i/>
+          <w:sz w:val="14"/>
+        </w:rPr>
+        <w:t>Note 180: Wind reporting standards: Speed Direction No observation Missing Missing Calm 0 0 Normal observation &gt; 0 1° - 360° Speed only &gt; 0 Missing Direction only Missing 1°-360° "Light and variable" &gt; 0 0</w:t>
+      </w:r>
+    </w:p>
+    <w:p>
+      <w:r>
+        <w:rPr>
+          <w:rFonts w:ascii="Verdana" w:hAnsi="Verdana"/>
+          <w:i/>
+          <w:sz w:val="14"/>
+        </w:rPr>
+        <w:t>Note 181: Wind waves and waves reporting standards:Observation Speed Direction No observation Missing Missing Calm 0 0 Normal observation &gt;0 1-360 Speed only &gt;0 Missing Direction only Missing 1-360"Light and variable" &gt;0 0</w:t>
       </w:r>
     </w:p>
     <w:tbl>
@@ -58,6 +428,9 @@
             <w:shd w:val="clear" w:color="auto" w:fill="D9D9D9"/>
           </w:tcPr>
           <w:p>
+            <w:pPr>
+              <w:spacing w:before="20" w:after="20"/>
+            </w:pPr>
             <w:r/>
             <w:r>
               <w:rPr>
@@ -75,6 +448,9 @@
             <w:shd w:val="clear" w:color="auto" w:fill="D9D9D9"/>
           </w:tcPr>
           <w:p>
+            <w:pPr>
+              <w:spacing w:before="20" w:after="20"/>
+            </w:pPr>
             <w:r/>
             <w:r>
               <w:rPr>
@@ -92,6 +468,9 @@
             <w:shd w:val="clear" w:color="auto" w:fill="D9D9D9"/>
           </w:tcPr>
           <w:p>
+            <w:pPr>
+              <w:spacing w:before="20" w:after="20"/>
+            </w:pPr>
             <w:r/>
             <w:r>
               <w:rPr>
@@ -109,6 +488,9 @@
             <w:shd w:val="clear" w:color="auto" w:fill="D9D9D9"/>
           </w:tcPr>
           <w:p>
+            <w:pPr>
+              <w:spacing w:before="20" w:after="20"/>
+            </w:pPr>
             <w:r/>
             <w:r>
               <w:rPr>
@@ -126,6 +508,9 @@
             <w:shd w:val="clear" w:color="auto" w:fill="D9D9D9"/>
           </w:tcPr>
           <w:p>
+            <w:pPr>
+              <w:spacing w:before="20" w:after="20"/>
+            </w:pPr>
             <w:r/>
             <w:r>
               <w:rPr>
@@ -143,6 +528,9 @@
             <w:shd w:val="clear" w:color="auto" w:fill="D9D9D9"/>
           </w:tcPr>
           <w:p>
+            <w:pPr>
+              <w:spacing w:before="20" w:after="20"/>
+            </w:pPr>
             <w:r/>
             <w:r>
               <w:rPr>
@@ -160,6 +548,9 @@
             <w:shd w:val="clear" w:color="auto" w:fill="D9D9D9"/>
           </w:tcPr>
           <w:p>
+            <w:pPr>
+              <w:spacing w:before="20" w:after="20"/>
+            </w:pPr>
             <w:r/>
             <w:r>
               <w:rPr>
@@ -177,6 +568,9 @@
             <w:shd w:val="clear" w:color="auto" w:fill="D9D9D9"/>
           </w:tcPr>
           <w:p>
+            <w:pPr>
+              <w:spacing w:before="20" w:after="20"/>
+            </w:pPr>
             <w:r/>
             <w:r>
               <w:rPr>
@@ -194,6 +588,9 @@
             <w:shd w:val="clear" w:color="auto" w:fill="D9D9D9"/>
           </w:tcPr>
           <w:p>
+            <w:pPr>
+              <w:spacing w:before="20" w:after="20"/>
+            </w:pPr>
             <w:r/>
             <w:r>
               <w:rPr>
@@ -211,6 +608,9 @@
             <w:shd w:val="clear" w:color="auto" w:fill="D9D9D9"/>
           </w:tcPr>
           <w:p>
+            <w:pPr>
+              <w:spacing w:before="20" w:after="20"/>
+            </w:pPr>
             <w:r/>
             <w:r>
               <w:rPr>
@@ -232,6 +632,9 @@
             <w:tcW w:type="dxa" w:w="1514"/>
           </w:tcPr>
           <w:p>
+            <w:pPr>
+              <w:spacing w:before="20" w:after="20"/>
+            </w:pPr>
             <w:r/>
             <w:r>
               <w:rPr>
@@ -248,6 +651,9 @@
             <w:tcW w:type="dxa" w:w="1514"/>
           </w:tcPr>
           <w:p>
+            <w:pPr>
+              <w:spacing w:before="20" w:after="20"/>
+            </w:pPr>
             <w:r/>
             <w:r>
               <w:rPr>
@@ -264,11 +670,13 @@
             <w:tcW w:type="dxa" w:w="1514"/>
           </w:tcPr>
           <w:p>
+            <w:pPr>
+              <w:spacing w:before="20" w:after="20"/>
+            </w:pPr>
             <w:r/>
             <w:r>
               <w:rPr>
                 <w:rFonts w:ascii="Verdana" w:hAnsi="Verdana"/>
-                <w:b w:val="0"/>
                 <w:sz w:val="16"/>
               </w:rPr>
               <w:t>Numeric</w:t>
@@ -280,6 +688,9 @@
             <w:tcW w:type="dxa" w:w="1514"/>
           </w:tcPr>
           <w:p>
+            <w:pPr>
+              <w:spacing w:before="20" w:after="20"/>
+            </w:pPr>
             <w:r/>
             <w:r>
               <w:rPr>
@@ -296,6 +707,9 @@
             <w:tcW w:type="dxa" w:w="1514"/>
           </w:tcPr>
           <w:p>
+            <w:pPr>
+              <w:spacing w:before="20" w:after="20"/>
+            </w:pPr>
             <w:r/>
             <w:r>
               <w:rPr>
@@ -312,6 +726,9 @@
             <w:tcW w:type="dxa" w:w="1514"/>
           </w:tcPr>
           <w:p>
+            <w:pPr>
+              <w:spacing w:before="20" w:after="20"/>
+            </w:pPr>
             <w:r/>
             <w:r>
               <w:rPr>
@@ -328,6 +745,26 @@
             <w:tcW w:type="dxa" w:w="1514"/>
           </w:tcPr>
           <w:p>
+            <w:pPr>
+              <w:spacing w:before="20" w:after="20"/>
+            </w:pPr>
+            <w:r/>
+            <w:r>
+              <w:rPr>
+                <w:rFonts w:ascii="Verdana" w:hAnsi="Verdana"/>
+                <w:sz w:val="16"/>
+              </w:rPr>
+            </w:r>
+          </w:p>
+        </w:tc>
+        <w:tc>
+          <w:tcPr>
+            <w:tcW w:type="dxa" w:w="1514"/>
+          </w:tcPr>
+          <w:p>
+            <w:pPr>
+              <w:spacing w:before="20" w:after="20"/>
+            </w:pPr>
             <w:r/>
             <w:r>
               <w:rPr>
@@ -343,6 +780,9 @@
             <w:tcW w:type="dxa" w:w="1514"/>
           </w:tcPr>
           <w:p>
+            <w:pPr>
+              <w:spacing w:before="20" w:after="20"/>
+            </w:pPr>
             <w:r/>
             <w:r>
               <w:rPr>
@@ -358,21 +798,9 @@
             <w:tcW w:type="dxa" w:w="1514"/>
           </w:tcPr>
           <w:p>
-            <w:r/>
-            <w:r>
-              <w:rPr>
-                <w:rFonts w:ascii="Verdana" w:hAnsi="Verdana"/>
-                <w:b w:val="0"/>
-                <w:sz w:val="16"/>
-              </w:rPr>
-            </w:r>
-          </w:p>
-        </w:tc>
-        <w:tc>
-          <w:tcPr>
-            <w:tcW w:type="dxa" w:w="1514"/>
-          </w:tcPr>
-          <w:p>
+            <w:pPr>
+              <w:spacing w:before="20" w:after="20"/>
+            </w:pPr>
             <w:r/>
             <w:r>
               <w:rPr>
@@ -393,6 +821,9 @@
             <w:tcW w:type="dxa" w:w="1514"/>
           </w:tcPr>
           <w:p>
+            <w:pPr>
+              <w:spacing w:before="20" w:after="20"/>
+            </w:pPr>
             <w:r/>
             <w:r>
               <w:rPr>
@@ -409,6 +840,9 @@
             <w:tcW w:type="dxa" w:w="1514"/>
           </w:tcPr>
           <w:p>
+            <w:pPr>
+              <w:spacing w:before="20" w:after="20"/>
+            </w:pPr>
             <w:r/>
             <w:r>
               <w:rPr>
@@ -425,11 +859,13 @@
             <w:tcW w:type="dxa" w:w="1514"/>
           </w:tcPr>
           <w:p>
+            <w:pPr>
+              <w:spacing w:before="20" w:after="20"/>
+            </w:pPr>
             <w:r/>
             <w:r>
               <w:rPr>
                 <w:rFonts w:ascii="Verdana" w:hAnsi="Verdana"/>
-                <w:b w:val="0"/>
                 <w:sz w:val="16"/>
               </w:rPr>
               <w:t>Numeric</w:t>
@@ -441,6 +877,9 @@
             <w:tcW w:type="dxa" w:w="1514"/>
           </w:tcPr>
           <w:p>
+            <w:pPr>
+              <w:spacing w:before="20" w:after="20"/>
+            </w:pPr>
             <w:r/>
             <w:r>
               <w:rPr>
@@ -457,6 +896,9 @@
             <w:tcW w:type="dxa" w:w="1514"/>
           </w:tcPr>
           <w:p>
+            <w:pPr>
+              <w:spacing w:before="20" w:after="20"/>
+            </w:pPr>
             <w:r/>
             <w:r>
               <w:rPr>
@@ -473,6 +915,9 @@
             <w:tcW w:type="dxa" w:w="1514"/>
           </w:tcPr>
           <w:p>
+            <w:pPr>
+              <w:spacing w:before="20" w:after="20"/>
+            </w:pPr>
             <w:r/>
             <w:r>
               <w:rPr>
@@ -489,6 +934,26 @@
             <w:tcW w:type="dxa" w:w="1514"/>
           </w:tcPr>
           <w:p>
+            <w:pPr>
+              <w:spacing w:before="20" w:after="20"/>
+            </w:pPr>
+            <w:r/>
+            <w:r>
+              <w:rPr>
+                <w:rFonts w:ascii="Verdana" w:hAnsi="Verdana"/>
+                <w:sz w:val="16"/>
+              </w:rPr>
+            </w:r>
+          </w:p>
+        </w:tc>
+        <w:tc>
+          <w:tcPr>
+            <w:tcW w:type="dxa" w:w="1514"/>
+          </w:tcPr>
+          <w:p>
+            <w:pPr>
+              <w:spacing w:before="20" w:after="20"/>
+            </w:pPr>
             <w:r/>
             <w:r>
               <w:rPr>
@@ -504,6 +969,9 @@
             <w:tcW w:type="dxa" w:w="1514"/>
           </w:tcPr>
           <w:p>
+            <w:pPr>
+              <w:spacing w:before="20" w:after="20"/>
+            </w:pPr>
             <w:r/>
             <w:r>
               <w:rPr>
@@ -519,21 +987,9 @@
             <w:tcW w:type="dxa" w:w="1514"/>
           </w:tcPr>
           <w:p>
-            <w:r/>
-            <w:r>
-              <w:rPr>
-                <w:rFonts w:ascii="Verdana" w:hAnsi="Verdana"/>
-                <w:b w:val="0"/>
-                <w:sz w:val="16"/>
-              </w:rPr>
-            </w:r>
-          </w:p>
-        </w:tc>
-        <w:tc>
-          <w:tcPr>
-            <w:tcW w:type="dxa" w:w="1514"/>
-          </w:tcPr>
-          <w:p>
+            <w:pPr>
+              <w:spacing w:before="20" w:after="20"/>
+            </w:pPr>
             <w:r/>
             <w:r>
               <w:rPr>
@@ -554,6 +1010,9 @@
             <w:tcW w:type="dxa" w:w="1514"/>
           </w:tcPr>
           <w:p>
+            <w:pPr>
+              <w:spacing w:before="20" w:after="20"/>
+            </w:pPr>
             <w:r/>
             <w:r>
               <w:rPr>
@@ -570,6 +1029,9 @@
             <w:tcW w:type="dxa" w:w="1514"/>
           </w:tcPr>
           <w:p>
+            <w:pPr>
+              <w:spacing w:before="20" w:after="20"/>
+            </w:pPr>
             <w:r/>
             <w:r>
               <w:rPr>
@@ -586,11 +1048,13 @@
             <w:tcW w:type="dxa" w:w="1514"/>
           </w:tcPr>
           <w:p>
+            <w:pPr>
+              <w:spacing w:before="20" w:after="20"/>
+            </w:pPr>
             <w:r/>
             <w:r>
               <w:rPr>
                 <w:rFonts w:ascii="Verdana" w:hAnsi="Verdana"/>
-                <w:b w:val="0"/>
                 <w:sz w:val="16"/>
               </w:rPr>
               <w:t>Numeric</w:t>
@@ -602,6 +1066,9 @@
             <w:tcW w:type="dxa" w:w="1514"/>
           </w:tcPr>
           <w:p>
+            <w:pPr>
+              <w:spacing w:before="20" w:after="20"/>
+            </w:pPr>
             <w:r/>
             <w:r>
               <w:rPr>
@@ -618,6 +1085,9 @@
             <w:tcW w:type="dxa" w:w="1514"/>
           </w:tcPr>
           <w:p>
+            <w:pPr>
+              <w:spacing w:before="20" w:after="20"/>
+            </w:pPr>
             <w:r/>
             <w:r>
               <w:rPr>
@@ -634,6 +1104,9 @@
             <w:tcW w:type="dxa" w:w="1514"/>
           </w:tcPr>
           <w:p>
+            <w:pPr>
+              <w:spacing w:before="20" w:after="20"/>
+            </w:pPr>
             <w:r/>
             <w:r>
               <w:rPr>
@@ -650,6 +1123,26 @@
             <w:tcW w:type="dxa" w:w="1514"/>
           </w:tcPr>
           <w:p>
+            <w:pPr>
+              <w:spacing w:before="20" w:after="20"/>
+            </w:pPr>
+            <w:r/>
+            <w:r>
+              <w:rPr>
+                <w:rFonts w:ascii="Verdana" w:hAnsi="Verdana"/>
+                <w:sz w:val="16"/>
+              </w:rPr>
+            </w:r>
+          </w:p>
+        </w:tc>
+        <w:tc>
+          <w:tcPr>
+            <w:tcW w:type="dxa" w:w="1514"/>
+          </w:tcPr>
+          <w:p>
+            <w:pPr>
+              <w:spacing w:before="20" w:after="20"/>
+            </w:pPr>
             <w:r/>
             <w:r>
               <w:rPr>
@@ -665,6 +1158,9 @@
             <w:tcW w:type="dxa" w:w="1514"/>
           </w:tcPr>
           <w:p>
+            <w:pPr>
+              <w:spacing w:before="20" w:after="20"/>
+            </w:pPr>
             <w:r/>
             <w:r>
               <w:rPr>
@@ -680,21 +1176,9 @@
             <w:tcW w:type="dxa" w:w="1514"/>
           </w:tcPr>
           <w:p>
-            <w:r/>
-            <w:r>
-              <w:rPr>
-                <w:rFonts w:ascii="Verdana" w:hAnsi="Verdana"/>
-                <w:b w:val="0"/>
-                <w:sz w:val="16"/>
-              </w:rPr>
-            </w:r>
-          </w:p>
-        </w:tc>
-        <w:tc>
-          <w:tcPr>
-            <w:tcW w:type="dxa" w:w="1514"/>
-          </w:tcPr>
-          <w:p>
+            <w:pPr>
+              <w:spacing w:before="20" w:after="20"/>
+            </w:pPr>
             <w:r/>
             <w:r>
               <w:rPr>
@@ -715,6 +1199,9 @@
             <w:tcW w:type="dxa" w:w="1514"/>
           </w:tcPr>
           <w:p>
+            <w:pPr>
+              <w:spacing w:before="20" w:after="20"/>
+            </w:pPr>
             <w:r/>
             <w:r>
               <w:rPr>
@@ -731,6 +1218,9 @@
             <w:tcW w:type="dxa" w:w="1514"/>
           </w:tcPr>
           <w:p>
+            <w:pPr>
+              <w:spacing w:before="20" w:after="20"/>
+            </w:pPr>
             <w:r/>
             <w:r>
               <w:rPr>
@@ -747,11 +1237,13 @@
             <w:tcW w:type="dxa" w:w="1514"/>
           </w:tcPr>
           <w:p>
+            <w:pPr>
+              <w:spacing w:before="20" w:after="20"/>
+            </w:pPr>
             <w:r/>
             <w:r>
               <w:rPr>
                 <w:rFonts w:ascii="Verdana" w:hAnsi="Verdana"/>
-                <w:b w:val="0"/>
                 <w:sz w:val="16"/>
               </w:rPr>
               <w:t>Numeric</w:t>
@@ -763,6 +1255,9 @@
             <w:tcW w:type="dxa" w:w="1514"/>
           </w:tcPr>
           <w:p>
+            <w:pPr>
+              <w:spacing w:before="20" w:after="20"/>
+            </w:pPr>
             <w:r/>
             <w:r>
               <w:rPr>
@@ -779,6 +1274,9 @@
             <w:tcW w:type="dxa" w:w="1514"/>
           </w:tcPr>
           <w:p>
+            <w:pPr>
+              <w:spacing w:before="20" w:after="20"/>
+            </w:pPr>
             <w:r/>
             <w:r>
               <w:rPr>
@@ -795,6 +1293,9 @@
             <w:tcW w:type="dxa" w:w="1514"/>
           </w:tcPr>
           <w:p>
+            <w:pPr>
+              <w:spacing w:before="20" w:after="20"/>
+            </w:pPr>
             <w:r/>
             <w:r>
               <w:rPr>
@@ -811,6 +1312,26 @@
             <w:tcW w:type="dxa" w:w="1514"/>
           </w:tcPr>
           <w:p>
+            <w:pPr>
+              <w:spacing w:before="20" w:after="20"/>
+            </w:pPr>
+            <w:r/>
+            <w:r>
+              <w:rPr>
+                <w:rFonts w:ascii="Verdana" w:hAnsi="Verdana"/>
+                <w:sz w:val="16"/>
+              </w:rPr>
+            </w:r>
+          </w:p>
+        </w:tc>
+        <w:tc>
+          <w:tcPr>
+            <w:tcW w:type="dxa" w:w="1514"/>
+          </w:tcPr>
+          <w:p>
+            <w:pPr>
+              <w:spacing w:before="20" w:after="20"/>
+            </w:pPr>
             <w:r/>
             <w:r>
               <w:rPr>
@@ -826,6 +1347,9 @@
             <w:tcW w:type="dxa" w:w="1514"/>
           </w:tcPr>
           <w:p>
+            <w:pPr>
+              <w:spacing w:before="20" w:after="20"/>
+            </w:pPr>
             <w:r/>
             <w:r>
               <w:rPr>
@@ -841,21 +1365,9 @@
             <w:tcW w:type="dxa" w:w="1514"/>
           </w:tcPr>
           <w:p>
-            <w:r/>
-            <w:r>
-              <w:rPr>
-                <w:rFonts w:ascii="Verdana" w:hAnsi="Verdana"/>
-                <w:b w:val="0"/>
-                <w:sz w:val="16"/>
-              </w:rPr>
-            </w:r>
-          </w:p>
-        </w:tc>
-        <w:tc>
-          <w:tcPr>
-            <w:tcW w:type="dxa" w:w="1514"/>
-          </w:tcPr>
-          <w:p>
+            <w:pPr>
+              <w:spacing w:before="20" w:after="20"/>
+            </w:pPr>
             <w:r/>
             <w:r>
               <w:rPr>
@@ -877,6 +1389,9 @@
             <w:tcW w:type="dxa" w:w="1514"/>
           </w:tcPr>
           <w:p>
+            <w:pPr>
+              <w:spacing w:before="20" w:after="20"/>
+            </w:pPr>
             <w:r/>
             <w:r>
               <w:rPr>
@@ -893,6 +1408,9 @@
             <w:tcW w:type="dxa" w:w="1514"/>
           </w:tcPr>
           <w:p>
+            <w:pPr>
+              <w:spacing w:before="20" w:after="20"/>
+            </w:pPr>
             <w:r/>
             <w:r>
               <w:rPr>
@@ -909,11 +1427,13 @@
             <w:tcW w:type="dxa" w:w="1514"/>
           </w:tcPr>
           <w:p>
+            <w:pPr>
+              <w:spacing w:before="20" w:after="20"/>
+            </w:pPr>
             <w:r/>
             <w:r>
               <w:rPr>
                 <w:rFonts w:ascii="Verdana" w:hAnsi="Verdana"/>
-                <w:b w:val="0"/>
                 <w:sz w:val="16"/>
               </w:rPr>
               <w:t>Numeric</w:t>
@@ -925,6 +1445,9 @@
             <w:tcW w:type="dxa" w:w="1514"/>
           </w:tcPr>
           <w:p>
+            <w:pPr>
+              <w:spacing w:before="20" w:after="20"/>
+            </w:pPr>
             <w:r/>
             <w:r>
               <w:rPr>
@@ -941,6 +1464,9 @@
             <w:tcW w:type="dxa" w:w="1514"/>
           </w:tcPr>
           <w:p>
+            <w:pPr>
+              <w:spacing w:before="20" w:after="20"/>
+            </w:pPr>
             <w:r/>
             <w:r>
               <w:rPr>
@@ -957,6 +1483,9 @@
             <w:tcW w:type="dxa" w:w="1514"/>
           </w:tcPr>
           <w:p>
+            <w:pPr>
+              <w:spacing w:before="20" w:after="20"/>
+            </w:pPr>
             <w:r/>
             <w:r>
               <w:rPr>
@@ -973,6 +1502,26 @@
             <w:tcW w:type="dxa" w:w="1514"/>
           </w:tcPr>
           <w:p>
+            <w:pPr>
+              <w:spacing w:before="20" w:after="20"/>
+            </w:pPr>
+            <w:r/>
+            <w:r>
+              <w:rPr>
+                <w:rFonts w:ascii="Verdana" w:hAnsi="Verdana"/>
+                <w:sz w:val="16"/>
+              </w:rPr>
+            </w:r>
+          </w:p>
+        </w:tc>
+        <w:tc>
+          <w:tcPr>
+            <w:tcW w:type="dxa" w:w="1514"/>
+          </w:tcPr>
+          <w:p>
+            <w:pPr>
+              <w:spacing w:before="20" w:after="20"/>
+            </w:pPr>
             <w:r/>
             <w:r>
               <w:rPr>
@@ -988,6 +1537,9 @@
             <w:tcW w:type="dxa" w:w="1514"/>
           </w:tcPr>
           <w:p>
+            <w:pPr>
+              <w:spacing w:before="20" w:after="20"/>
+            </w:pPr>
             <w:r/>
             <w:r>
               <w:rPr>
@@ -1003,21 +1555,9 @@
             <w:tcW w:type="dxa" w:w="1514"/>
           </w:tcPr>
           <w:p>
-            <w:r/>
-            <w:r>
-              <w:rPr>
-                <w:rFonts w:ascii="Verdana" w:hAnsi="Verdana"/>
-                <w:b w:val="0"/>
-                <w:sz w:val="16"/>
-              </w:rPr>
-            </w:r>
-          </w:p>
-        </w:tc>
-        <w:tc>
-          <w:tcPr>
-            <w:tcW w:type="dxa" w:w="1514"/>
-          </w:tcPr>
-          <w:p>
+            <w:pPr>
+              <w:spacing w:before="20" w:after="20"/>
+            </w:pPr>
             <w:r/>
             <w:r>
               <w:rPr>
@@ -1038,6 +1578,9 @@
             <w:tcW w:type="dxa" w:w="1514"/>
           </w:tcPr>
           <w:p>
+            <w:pPr>
+              <w:spacing w:before="20" w:after="20"/>
+            </w:pPr>
             <w:r/>
             <w:r>
               <w:rPr>
@@ -1054,6 +1597,9 @@
             <w:tcW w:type="dxa" w:w="1514"/>
           </w:tcPr>
           <w:p>
+            <w:pPr>
+              <w:spacing w:before="20" w:after="20"/>
+            </w:pPr>
             <w:r/>
             <w:r>
               <w:rPr>
@@ -1070,11 +1616,13 @@
             <w:tcW w:type="dxa" w:w="1514"/>
           </w:tcPr>
           <w:p>
+            <w:pPr>
+              <w:spacing w:before="20" w:after="20"/>
+            </w:pPr>
             <w:r/>
             <w:r>
               <w:rPr>
                 <w:rFonts w:ascii="Verdana" w:hAnsi="Verdana"/>
-                <w:b w:val="0"/>
                 <w:sz w:val="16"/>
               </w:rPr>
               <w:t>Code table</w:t>
@@ -1086,6 +1634,9 @@
             <w:tcW w:type="dxa" w:w="1514"/>
           </w:tcPr>
           <w:p>
+            <w:pPr>
+              <w:spacing w:before="20" w:after="20"/>
+            </w:pPr>
             <w:r/>
             <w:r>
               <w:rPr>
@@ -1102,6 +1653,9 @@
             <w:tcW w:type="dxa" w:w="1514"/>
           </w:tcPr>
           <w:p>
+            <w:pPr>
+              <w:spacing w:before="20" w:after="20"/>
+            </w:pPr>
             <w:r/>
             <w:r>
               <w:rPr>
@@ -1118,6 +1672,9 @@
             <w:tcW w:type="dxa" w:w="1514"/>
           </w:tcPr>
           <w:p>
+            <w:pPr>
+              <w:spacing w:before="20" w:after="20"/>
+            </w:pPr>
             <w:r/>
             <w:r>
               <w:rPr>
@@ -1134,6 +1691,26 @@
             <w:tcW w:type="dxa" w:w="1514"/>
           </w:tcPr>
           <w:p>
+            <w:pPr>
+              <w:spacing w:before="20" w:after="20"/>
+            </w:pPr>
+            <w:r/>
+            <w:r>
+              <w:rPr>
+                <w:rFonts w:ascii="Verdana" w:hAnsi="Verdana"/>
+                <w:sz w:val="16"/>
+              </w:rPr>
+            </w:r>
+          </w:p>
+        </w:tc>
+        <w:tc>
+          <w:tcPr>
+            <w:tcW w:type="dxa" w:w="1514"/>
+          </w:tcPr>
+          <w:p>
+            <w:pPr>
+              <w:spacing w:before="20" w:after="20"/>
+            </w:pPr>
             <w:r/>
             <w:r>
               <w:rPr>
@@ -1149,6 +1726,9 @@
             <w:tcW w:type="dxa" w:w="1514"/>
           </w:tcPr>
           <w:p>
+            <w:pPr>
+              <w:spacing w:before="20" w:after="20"/>
+            </w:pPr>
             <w:r/>
             <w:r>
               <w:rPr>
@@ -1164,21 +1744,9 @@
             <w:tcW w:type="dxa" w:w="1514"/>
           </w:tcPr>
           <w:p>
-            <w:r/>
-            <w:r>
-              <w:rPr>
-                <w:rFonts w:ascii="Verdana" w:hAnsi="Verdana"/>
-                <w:b w:val="0"/>
-                <w:sz w:val="16"/>
-              </w:rPr>
-            </w:r>
-          </w:p>
-        </w:tc>
-        <w:tc>
-          <w:tcPr>
-            <w:tcW w:type="dxa" w:w="1514"/>
-          </w:tcPr>
-          <w:p>
+            <w:pPr>
+              <w:spacing w:before="20" w:after="20"/>
+            </w:pPr>
             <w:r/>
             <w:r>
               <w:rPr>
@@ -1199,6 +1767,9 @@
             <w:tcW w:type="dxa" w:w="1514"/>
           </w:tcPr>
           <w:p>
+            <w:pPr>
+              <w:spacing w:before="20" w:after="20"/>
+            </w:pPr>
             <w:r/>
             <w:r>
               <w:rPr>
@@ -1215,6 +1786,9 @@
             <w:tcW w:type="dxa" w:w="1514"/>
           </w:tcPr>
           <w:p>
+            <w:pPr>
+              <w:spacing w:before="20" w:after="20"/>
+            </w:pPr>
             <w:r/>
             <w:r>
               <w:rPr>
@@ -1231,11 +1805,13 @@
             <w:tcW w:type="dxa" w:w="1514"/>
           </w:tcPr>
           <w:p>
+            <w:pPr>
+              <w:spacing w:before="20" w:after="20"/>
+            </w:pPr>
             <w:r/>
             <w:r>
               <w:rPr>
                 <w:rFonts w:ascii="Verdana" w:hAnsi="Verdana"/>
-                <w:b w:val="0"/>
                 <w:sz w:val="16"/>
               </w:rPr>
               <w:t>Flag table</w:t>
@@ -1247,6 +1823,9 @@
             <w:tcW w:type="dxa" w:w="1514"/>
           </w:tcPr>
           <w:p>
+            <w:pPr>
+              <w:spacing w:before="20" w:after="20"/>
+            </w:pPr>
             <w:r/>
             <w:r>
               <w:rPr>
@@ -1263,6 +1842,9 @@
             <w:tcW w:type="dxa" w:w="1514"/>
           </w:tcPr>
           <w:p>
+            <w:pPr>
+              <w:spacing w:before="20" w:after="20"/>
+            </w:pPr>
             <w:r/>
             <w:r>
               <w:rPr>
@@ -1279,6 +1861,9 @@
             <w:tcW w:type="dxa" w:w="1514"/>
           </w:tcPr>
           <w:p>
+            <w:pPr>
+              <w:spacing w:before="20" w:after="20"/>
+            </w:pPr>
             <w:r/>
             <w:r>
               <w:rPr>
@@ -1295,6 +1880,26 @@
             <w:tcW w:type="dxa" w:w="1514"/>
           </w:tcPr>
           <w:p>
+            <w:pPr>
+              <w:spacing w:before="20" w:after="20"/>
+            </w:pPr>
+            <w:r/>
+            <w:r>
+              <w:rPr>
+                <w:rFonts w:ascii="Verdana" w:hAnsi="Verdana"/>
+                <w:sz w:val="16"/>
+              </w:rPr>
+            </w:r>
+          </w:p>
+        </w:tc>
+        <w:tc>
+          <w:tcPr>
+            <w:tcW w:type="dxa" w:w="1514"/>
+          </w:tcPr>
+          <w:p>
+            <w:pPr>
+              <w:spacing w:before="20" w:after="20"/>
+            </w:pPr>
             <w:r/>
             <w:r>
               <w:rPr>
@@ -1310,6 +1915,9 @@
             <w:tcW w:type="dxa" w:w="1514"/>
           </w:tcPr>
           <w:p>
+            <w:pPr>
+              <w:spacing w:before="20" w:after="20"/>
+            </w:pPr>
             <w:r/>
             <w:r>
               <w:rPr>
@@ -1325,21 +1933,9 @@
             <w:tcW w:type="dxa" w:w="1514"/>
           </w:tcPr>
           <w:p>
-            <w:r/>
-            <w:r>
-              <w:rPr>
-                <w:rFonts w:ascii="Verdana" w:hAnsi="Verdana"/>
-                <w:b w:val="0"/>
-                <w:sz w:val="16"/>
-              </w:rPr>
-            </w:r>
-          </w:p>
-        </w:tc>
-        <w:tc>
-          <w:tcPr>
-            <w:tcW w:type="dxa" w:w="1514"/>
-          </w:tcPr>
-          <w:p>
+            <w:pPr>
+              <w:spacing w:before="20" w:after="20"/>
+            </w:pPr>
             <w:r/>
             <w:r>
               <w:rPr>

--- a/docx/en/BUFRCREX_TableB_en_31.docx
+++ b/docx/en/BUFRCREX_TableB_en_31.docx
@@ -13,376 +13,6 @@
           <w:sz w:val="22"/>
         </w:rPr>
         <w:t>Class 31: Data description operator qualifiers</w:t>
-      </w:r>
-    </w:p>
-    <w:p>
-      <w:r>
-        <w:rPr>
-          <w:rFonts w:ascii="Verdana" w:hAnsi="Verdana"/>
-          <w:i/>
-          <w:sz w:val="14"/>
-        </w:rPr>
-        <w:t>Note 23: A precipitation value of -0.1 kg m-2 before scaling (-1 after scaling or in CREX) shall indicate a "trace" (non-measurable, less than 0.05 kg m-2).</w:t>
-      </w:r>
-    </w:p>
-    <w:p>
-      <w:r>
-        <w:rPr>
-          <w:rFonts w:ascii="Verdana" w:hAnsi="Verdana"/>
-          <w:i/>
-          <w:sz w:val="14"/>
-        </w:rPr>
-        <w:t>Note 25: A previously defined significance may be cancelled by transmitting a "missing" from the appropriate code or flag table.</w:t>
-      </w:r>
-    </w:p>
-    <w:p>
-      <w:r>
-        <w:rPr>
-          <w:rFonts w:ascii="Verdana" w:hAnsi="Verdana"/>
-          <w:i/>
-          <w:sz w:val="14"/>
-        </w:rPr>
-        <w:t>Note 27: All times are Universal Time Coordinated (UTC) unless otherwise noted.</w:t>
-      </w:r>
-    </w:p>
-    <w:p>
-      <w:r>
-        <w:rPr>
-          <w:rFonts w:ascii="Verdana" w:hAnsi="Verdana"/>
-          <w:i/>
-          <w:sz w:val="14"/>
-        </w:rPr>
-        <w:t>Note 32: Bearing or azimuth shall only be used with respect to a stated location, and shall not redefine that location.</w:t>
-      </w:r>
-    </w:p>
-    <w:p>
-      <w:r>
-        <w:rPr>
-          <w:rFonts w:ascii="Verdana" w:hAnsi="Verdana"/>
-          <w:i/>
-          <w:sz w:val="14"/>
-        </w:rPr>
-        <w:t>Note 62: Distance shall only be used with respect to a stated location and a bearing, azimuth or elevation; it shall not redefine that location.</w:t>
-      </w:r>
-    </w:p>
-    <w:p>
-      <w:r>
-        <w:rPr>
-          <w:rFonts w:ascii="Verdana" w:hAnsi="Verdana"/>
-          <w:i/>
-          <w:sz w:val="14"/>
-        </w:rPr>
-        <w:t>Note 63: Downward radiation shall be assigned positive values.</w:t>
-      </w:r>
-    </w:p>
-    <w:p>
-      <w:r>
-        <w:rPr>
-          <w:rFonts w:ascii="Verdana" w:hAnsi="Verdana"/>
-          <w:i/>
-          <w:sz w:val="14"/>
-        </w:rPr>
-        <w:t>Note 64: Downward w-components shall be assigned positive values where units are Pa s-1.</w:t>
-      </w:r>
-    </w:p>
-    <w:p>
-      <w:r>
-        <w:rPr>
-          <w:rFonts w:ascii="Verdana" w:hAnsi="Verdana"/>
-          <w:i/>
-          <w:sz w:val="14"/>
-        </w:rPr>
-        <w:t>Note 66: East to west increments shall be assigned negative values.</w:t>
-      </w:r>
-    </w:p>
-    <w:p>
-      <w:r>
-        <w:rPr>
-          <w:rFonts w:ascii="Verdana" w:hAnsi="Verdana"/>
-          <w:i/>
-          <w:sz w:val="14"/>
-        </w:rPr>
-        <w:t>Note 75: For CREX descriptors F = B, not 0.</w:t>
-      </w:r>
-    </w:p>
-    <w:p>
-      <w:r>
-        <w:rPr>
-          <w:rFonts w:ascii="Verdana" w:hAnsi="Verdana"/>
-          <w:i/>
-          <w:sz w:val="14"/>
-        </w:rPr>
-        <w:t>Note 92: In order to distinguish unambiguously the cases of missing data and saturated pixels, n-bit image data should be encoded using a data width of n+1. Where such a descriptor is not already available in Class 30, operator descriptor 2 01 YYY should be used to modify the data width of the existing entry as required.</w:t>
-      </w:r>
-    </w:p>
-    <w:p>
-      <w:r>
-        <w:rPr>
-          <w:rFonts w:ascii="Verdana" w:hAnsi="Verdana"/>
-          <w:i/>
-          <w:sz w:val="14"/>
-        </w:rPr>
-        <w:t>Note 105: Negative time periods or displacements shall be used to indicate time periods or displacements preceding the currently defined time.</w:t>
-      </w:r>
-    </w:p>
-    <w:p>
-      <w:r>
-        <w:rPr>
-          <w:rFonts w:ascii="Verdana" w:hAnsi="Verdana"/>
-          <w:i/>
-          <w:sz w:val="14"/>
-        </w:rPr>
-        <w:t>Note 110: North to south increments shall be assigned negative values.</w:t>
-      </w:r>
-    </w:p>
-    <w:p>
-      <w:r>
-        <w:rPr>
-          <w:rFonts w:ascii="Verdana" w:hAnsi="Verdana"/>
-          <w:i/>
-          <w:sz w:val="14"/>
-        </w:rPr>
-        <w:t>Note 115: Pixel data width can be changed with descriptor 2 01 YYY.</w:t>
-      </w:r>
-    </w:p>
-    <w:p>
-      <w:r>
-        <w:rPr>
-          <w:rFonts w:ascii="Verdana" w:hAnsi="Verdana"/>
-          <w:i/>
-          <w:sz w:val="14"/>
-        </w:rPr>
-        <w:t>Note 121: Some indication of expected accuracy may be implied in conjunction with certain elements in this class.</w:t>
-      </w:r>
-    </w:p>
-    <w:p>
-      <w:r>
-        <w:rPr>
-          <w:rFonts w:ascii="Verdana" w:hAnsi="Verdana"/>
-          <w:i/>
-          <w:sz w:val="14"/>
-        </w:rPr>
-        <w:t>Note 122: South latitude shall be assigned negative values.</w:t>
-      </w:r>
-    </w:p>
-    <w:p>
-      <w:r>
-        <w:rPr>
-          <w:rFonts w:ascii="Verdana" w:hAnsi="Verdana"/>
-          <w:i/>
-          <w:sz w:val="14"/>
-        </w:rPr>
-        <w:t>Note 123: South to north v-components shall be assigned positive values.</w:t>
-      </w:r>
-    </w:p>
-    <w:p>
-      <w:r>
-        <w:rPr>
-          <w:rFonts w:ascii="Verdana" w:hAnsi="Verdana"/>
-          <w:i/>
-          <w:sz w:val="14"/>
-        </w:rPr>
-        <w:t>Note 126: Surface wind direction measured at a station within 1° of the North Pole or within 1° of the South Pole shall be reported in such a way that the azimuth ring shall be aligned with its zero coinciding with the Greenwich 0° meridian.</w:t>
-      </w:r>
-    </w:p>
-    <w:p>
-      <w:r>
-        <w:rPr>
-          <w:rFonts w:ascii="Verdana" w:hAnsi="Verdana"/>
-          <w:i/>
-          <w:sz w:val="14"/>
-        </w:rPr>
-        <w:t>Note 140: The pixel size on horizontal - 1 is given at location where map scale factor is unity.</w:t>
-      </w:r>
-    </w:p>
-    <w:p>
-      <w:r>
-        <w:rPr>
-          <w:rFonts w:ascii="Verdana" w:hAnsi="Verdana"/>
-          <w:i/>
-          <w:sz w:val="14"/>
-        </w:rPr>
-        <w:t>Note 141: The pixel size on horizontal - 2 is given at location where map scale factor is unity.</w:t>
-      </w:r>
-    </w:p>
-    <w:p>
-      <w:r>
-        <w:rPr>
-          <w:rFonts w:ascii="Verdana" w:hAnsi="Verdana"/>
-          <w:i/>
-          <w:sz w:val="14"/>
-        </w:rPr>
-        <w:t>Note 145: The significance of time periods or displacements may be indicated using the time significance code corresponding to table reference 0 08 021.</w:t>
-      </w:r>
-    </w:p>
-    <w:p>
-      <w:r>
-        <w:rPr>
-          <w:rFonts w:ascii="Verdana" w:hAnsi="Verdana"/>
-          <w:i/>
-          <w:sz w:val="14"/>
-        </w:rPr>
-        <w:t>Note 149: The time location, when used with forecast values, shall indicate the time of the initial state for the forecast, or the beginning of the forecast period; when used with ensemble means of forecast values, the time location shall indicate the initial state or the beginning of the first forecast over which ensemble means are derived.</w:t>
-      </w:r>
-    </w:p>
-    <w:p>
-      <w:r>
-        <w:rPr>
-          <w:rFonts w:ascii="Verdana" w:hAnsi="Verdana"/>
-          <w:i/>
-          <w:sz w:val="14"/>
-        </w:rPr>
-        <w:t>Note 155: This class may also contain elements relating to observational procedures.</w:t>
-      </w:r>
-    </w:p>
-    <w:p>
-      <w:r>
-        <w:rPr>
-          <w:rFonts w:ascii="Verdana" w:hAnsi="Verdana"/>
-          <w:i/>
-          <w:sz w:val="14"/>
-        </w:rPr>
-        <w:t>Note 156: This class shall contain elements to describe the instrumentation used to obtain the meteorological elements reported.</w:t>
-      </w:r>
-    </w:p>
-    <w:p>
-      <w:r>
-        <w:rPr>
-          <w:rFonts w:ascii="Verdana" w:hAnsi="Verdana"/>
-          <w:i/>
-          <w:sz w:val="14"/>
-        </w:rPr>
-        <w:t>Note 158: Time periods or displacements and time increments require an initial time location to be defined prior to their use, followed where appropriate by a time significance definition.</w:t>
-      </w:r>
-    </w:p>
-    <w:p>
-      <w:r>
-        <w:rPr>
-          <w:rFonts w:ascii="Verdana" w:hAnsi="Verdana"/>
-          <w:i/>
-          <w:sz w:val="14"/>
-        </w:rPr>
-        <w:t>Note 160: Upward radiation shall be assigned negative values.</w:t>
-      </w:r>
-    </w:p>
-    <w:p>
-      <w:r>
-        <w:rPr>
-          <w:rFonts w:ascii="Verdana" w:hAnsi="Verdana"/>
-          <w:i/>
-          <w:sz w:val="14"/>
-        </w:rPr>
-        <w:t>Note 161: Upward w-components shall be assigned positive values where units are m s-1.</w:t>
-      </w:r>
-    </w:p>
-    <w:p>
-      <w:r>
-        <w:rPr>
-          <w:rFonts w:ascii="Verdana" w:hAnsi="Verdana"/>
-          <w:i/>
-          <w:sz w:val="14"/>
-        </w:rPr>
-        <w:t>Note 162: Useful ranges used above:1011 Bq to 1019 Bq for releases;10-2 Bq to 107 Bq and 10-2 mSv to 107 mSv for concentration and doses.</w:t>
-      </w:r>
-    </w:p>
-    <w:p>
-      <w:r>
-        <w:rPr>
-          <w:rFonts w:ascii="Verdana" w:hAnsi="Verdana"/>
-          <w:i/>
-          <w:sz w:val="14"/>
-        </w:rPr>
-        <w:t>Note 163: Values of latitude and latitude increments are limited to the range -90 degrees to +90 degrees.</w:t>
-      </w:r>
-    </w:p>
-    <w:p>
-      <w:r>
-        <w:rPr>
-          <w:rFonts w:ascii="Verdana" w:hAnsi="Verdana"/>
-          <w:i/>
-          <w:sz w:val="14"/>
-        </w:rPr>
-        <w:t>Note 164: Values of longitude are limited to the range -180 degrees to +180 degrees.</w:t>
-      </w:r>
-    </w:p>
-    <w:p>
-      <w:r>
-        <w:rPr>
-          <w:rFonts w:ascii="Verdana" w:hAnsi="Verdana"/>
-          <w:i/>
-          <w:sz w:val="14"/>
-        </w:rPr>
-        <w:t>Note 165: Vertical elements and pressure shall be used to define values of these elements independent of the element or variable denoting the vertical coordinate.</w:t>
-      </w:r>
-    </w:p>
-    <w:p>
-      <w:r>
-        <w:rPr>
-          <w:rFonts w:ascii="Verdana" w:hAnsi="Verdana"/>
-          <w:i/>
-          <w:sz w:val="14"/>
-        </w:rPr>
-        <w:t>Note 166: West longitude shall be assigned negative values.</w:t>
-      </w:r>
-    </w:p>
-    <w:p>
-      <w:r>
-        <w:rPr>
-          <w:rFonts w:ascii="Verdana" w:hAnsi="Verdana"/>
-          <w:i/>
-          <w:sz w:val="14"/>
-        </w:rPr>
-        <w:t>Note 167: West to east u-components shall be assigned positive values.</w:t>
-      </w:r>
-    </w:p>
-    <w:p>
-      <w:r>
-        <w:rPr>
-          <w:rFonts w:ascii="Verdana" w:hAnsi="Verdana"/>
-          <w:i/>
-          <w:sz w:val="14"/>
-        </w:rPr>
-        <w:t>Note 176: Where more than one time period or displacement is required to define complex time structures, they shall be defined in immediate succession, and the following ordering shall apply: ensemble period (if required), followed by forecast period (if required), followed by period for averaging or accumulation (if required).</w:t>
-      </w:r>
-    </w:p>
-    <w:p>
-      <w:r>
-        <w:rPr>
-          <w:rFonts w:ascii="Verdana" w:hAnsi="Verdana"/>
-          <w:i/>
-          <w:sz w:val="14"/>
-        </w:rPr>
-        <w:t>Note 178: Where the expression "period specified" is entered under element name, an appropriate period shall be specified using descriptors from Class 04.</w:t>
-      </w:r>
-    </w:p>
-    <w:p>
-      <w:r>
-        <w:rPr>
-          <w:rFonts w:ascii="Verdana" w:hAnsi="Verdana"/>
-          <w:i/>
-          <w:sz w:val="14"/>
-        </w:rPr>
-        <w:t>Note 179: Where values are accumulated or averaged (for example over a time period), the total number of values from which the accumulated or averaged values are obtained may be represented using reference 0 08 022.</w:t>
-      </w:r>
-    </w:p>
-    <w:p>
-      <w:r>
-        <w:rPr>
-          <w:rFonts w:ascii="Verdana" w:hAnsi="Verdana"/>
-          <w:i/>
-          <w:sz w:val="14"/>
-        </w:rPr>
-        <w:t>Note 180: Wind reporting standards: Speed Direction No observation Missing Missing Calm 0 0 Normal observation &gt; 0 1° - 360° Speed only &gt; 0 Missing Direction only Missing 1°-360° "Light and variable" &gt; 0 0</w:t>
-      </w:r>
-    </w:p>
-    <w:p>
-      <w:r>
-        <w:rPr>
-          <w:rFonts w:ascii="Verdana" w:hAnsi="Verdana"/>
-          <w:i/>
-          <w:sz w:val="14"/>
-        </w:rPr>
-        <w:t>Note 181: Wind waves and waves reporting standards:Observation Speed Direction No observation Missing Missing Calm 0 0 Normal observation &gt;0 1-360 Speed only &gt;0 Missing Direction only Missing 1-360"Light and variable" &gt;0 0</w:t>
       </w:r>
     </w:p>
     <w:tbl>
@@ -1949,6 +1579,377 @@
         </w:tc>
       </w:tr>
     </w:tbl>
+    <w:p/>
+    <w:p>
+      <w:r>
+        <w:rPr>
+          <w:rFonts w:ascii="Verdana" w:hAnsi="Verdana"/>
+          <w:i/>
+          <w:sz w:val="14"/>
+        </w:rPr>
+        <w:t>Note 23: A precipitation value of -0.1 kg m-2 before scaling (-1 after scaling or in CREX) shall indicate a "trace" (non-measurable, less than 0.05 kg m-2).</w:t>
+      </w:r>
+    </w:p>
+    <w:p>
+      <w:r>
+        <w:rPr>
+          <w:rFonts w:ascii="Verdana" w:hAnsi="Verdana"/>
+          <w:i/>
+          <w:sz w:val="14"/>
+        </w:rPr>
+        <w:t>Note 25: A previously defined significance may be cancelled by transmitting a "missing" from the appropriate code or flag table.</w:t>
+      </w:r>
+    </w:p>
+    <w:p>
+      <w:r>
+        <w:rPr>
+          <w:rFonts w:ascii="Verdana" w:hAnsi="Verdana"/>
+          <w:i/>
+          <w:sz w:val="14"/>
+        </w:rPr>
+        <w:t>Note 27: All times are Universal Time Coordinated (UTC) unless otherwise noted.</w:t>
+      </w:r>
+    </w:p>
+    <w:p>
+      <w:r>
+        <w:rPr>
+          <w:rFonts w:ascii="Verdana" w:hAnsi="Verdana"/>
+          <w:i/>
+          <w:sz w:val="14"/>
+        </w:rPr>
+        <w:t>Note 32: Bearing or azimuth shall only be used with respect to a stated location, and shall not redefine that location.</w:t>
+      </w:r>
+    </w:p>
+    <w:p>
+      <w:r>
+        <w:rPr>
+          <w:rFonts w:ascii="Verdana" w:hAnsi="Verdana"/>
+          <w:i/>
+          <w:sz w:val="14"/>
+        </w:rPr>
+        <w:t>Note 62: Distance shall only be used with respect to a stated location and a bearing, azimuth or elevation; it shall not redefine that location.</w:t>
+      </w:r>
+    </w:p>
+    <w:p>
+      <w:r>
+        <w:rPr>
+          <w:rFonts w:ascii="Verdana" w:hAnsi="Verdana"/>
+          <w:i/>
+          <w:sz w:val="14"/>
+        </w:rPr>
+        <w:t>Note 63: Downward radiation shall be assigned positive values.</w:t>
+      </w:r>
+    </w:p>
+    <w:p>
+      <w:r>
+        <w:rPr>
+          <w:rFonts w:ascii="Verdana" w:hAnsi="Verdana"/>
+          <w:i/>
+          <w:sz w:val="14"/>
+        </w:rPr>
+        <w:t>Note 64: Downward w-components shall be assigned positive values where units are Pa s-1.</w:t>
+      </w:r>
+    </w:p>
+    <w:p>
+      <w:r>
+        <w:rPr>
+          <w:rFonts w:ascii="Verdana" w:hAnsi="Verdana"/>
+          <w:i/>
+          <w:sz w:val="14"/>
+        </w:rPr>
+        <w:t>Note 66: East to west increments shall be assigned negative values.</w:t>
+      </w:r>
+    </w:p>
+    <w:p>
+      <w:r>
+        <w:rPr>
+          <w:rFonts w:ascii="Verdana" w:hAnsi="Verdana"/>
+          <w:i/>
+          <w:sz w:val="14"/>
+        </w:rPr>
+        <w:t>Note 75: For CREX descriptors F = B, not 0.</w:t>
+      </w:r>
+    </w:p>
+    <w:p>
+      <w:r>
+        <w:rPr>
+          <w:rFonts w:ascii="Verdana" w:hAnsi="Verdana"/>
+          <w:i/>
+          <w:sz w:val="14"/>
+        </w:rPr>
+        <w:t>Note 92: In order to distinguish unambiguously the cases of missing data and saturated pixels, n-bit image data should be encoded using a data width of n+1. Where such a descriptor is not already available in Class 30, operator descriptor 2 01 YYY should be used to modify the data width of the existing entry as required.</w:t>
+      </w:r>
+    </w:p>
+    <w:p>
+      <w:r>
+        <w:rPr>
+          <w:rFonts w:ascii="Verdana" w:hAnsi="Verdana"/>
+          <w:i/>
+          <w:sz w:val="14"/>
+        </w:rPr>
+        <w:t>Note 105: Negative time periods or displacements shall be used to indicate time periods or displacements preceding the currently defined time.</w:t>
+      </w:r>
+    </w:p>
+    <w:p>
+      <w:r>
+        <w:rPr>
+          <w:rFonts w:ascii="Verdana" w:hAnsi="Verdana"/>
+          <w:i/>
+          <w:sz w:val="14"/>
+        </w:rPr>
+        <w:t>Note 110: North to south increments shall be assigned negative values.</w:t>
+      </w:r>
+    </w:p>
+    <w:p>
+      <w:r>
+        <w:rPr>
+          <w:rFonts w:ascii="Verdana" w:hAnsi="Verdana"/>
+          <w:i/>
+          <w:sz w:val="14"/>
+        </w:rPr>
+        <w:t>Note 115: Pixel data width can be changed with descriptor 2 01 YYY.</w:t>
+      </w:r>
+    </w:p>
+    <w:p>
+      <w:r>
+        <w:rPr>
+          <w:rFonts w:ascii="Verdana" w:hAnsi="Verdana"/>
+          <w:i/>
+          <w:sz w:val="14"/>
+        </w:rPr>
+        <w:t>Note 121: Some indication of expected accuracy may be implied in conjunction with certain elements in this class.</w:t>
+      </w:r>
+    </w:p>
+    <w:p>
+      <w:r>
+        <w:rPr>
+          <w:rFonts w:ascii="Verdana" w:hAnsi="Verdana"/>
+          <w:i/>
+          <w:sz w:val="14"/>
+        </w:rPr>
+        <w:t>Note 122: South latitude shall be assigned negative values.</w:t>
+      </w:r>
+    </w:p>
+    <w:p>
+      <w:r>
+        <w:rPr>
+          <w:rFonts w:ascii="Verdana" w:hAnsi="Verdana"/>
+          <w:i/>
+          <w:sz w:val="14"/>
+        </w:rPr>
+        <w:t>Note 123: South to north v-components shall be assigned positive values.</w:t>
+      </w:r>
+    </w:p>
+    <w:p>
+      <w:r>
+        <w:rPr>
+          <w:rFonts w:ascii="Verdana" w:hAnsi="Verdana"/>
+          <w:i/>
+          <w:sz w:val="14"/>
+        </w:rPr>
+        <w:t>Note 126: Surface wind direction measured at a station within 1° of the North Pole or within 1° of the South Pole shall be reported in such a way that the azimuth ring shall be aligned with its zero coinciding with the Greenwich 0° meridian.</w:t>
+      </w:r>
+    </w:p>
+    <w:p>
+      <w:r>
+        <w:rPr>
+          <w:rFonts w:ascii="Verdana" w:hAnsi="Verdana"/>
+          <w:i/>
+          <w:sz w:val="14"/>
+        </w:rPr>
+        <w:t>Note 140: The pixel size on horizontal - 1 is given at location where map scale factor is unity.</w:t>
+      </w:r>
+    </w:p>
+    <w:p>
+      <w:r>
+        <w:rPr>
+          <w:rFonts w:ascii="Verdana" w:hAnsi="Verdana"/>
+          <w:i/>
+          <w:sz w:val="14"/>
+        </w:rPr>
+        <w:t>Note 141: The pixel size on horizontal - 2 is given at location where map scale factor is unity.</w:t>
+      </w:r>
+    </w:p>
+    <w:p>
+      <w:r>
+        <w:rPr>
+          <w:rFonts w:ascii="Verdana" w:hAnsi="Verdana"/>
+          <w:i/>
+          <w:sz w:val="14"/>
+        </w:rPr>
+        <w:t>Note 145: The significance of time periods or displacements may be indicated using the time significance code corresponding to table reference 0 08 021.</w:t>
+      </w:r>
+    </w:p>
+    <w:p>
+      <w:r>
+        <w:rPr>
+          <w:rFonts w:ascii="Verdana" w:hAnsi="Verdana"/>
+          <w:i/>
+          <w:sz w:val="14"/>
+        </w:rPr>
+        <w:t>Note 149: The time location, when used with forecast values, shall indicate the time of the initial state for the forecast, or the beginning of the forecast period; when used with ensemble means of forecast values, the time location shall indicate the initial state or the beginning of the first forecast over which ensemble means are derived.</w:t>
+      </w:r>
+    </w:p>
+    <w:p>
+      <w:r>
+        <w:rPr>
+          <w:rFonts w:ascii="Verdana" w:hAnsi="Verdana"/>
+          <w:i/>
+          <w:sz w:val="14"/>
+        </w:rPr>
+        <w:t>Note 155: This class may also contain elements relating to observational procedures.</w:t>
+      </w:r>
+    </w:p>
+    <w:p>
+      <w:r>
+        <w:rPr>
+          <w:rFonts w:ascii="Verdana" w:hAnsi="Verdana"/>
+          <w:i/>
+          <w:sz w:val="14"/>
+        </w:rPr>
+        <w:t>Note 156: This class shall contain elements to describe the instrumentation used to obtain the meteorological elements reported.</w:t>
+      </w:r>
+    </w:p>
+    <w:p>
+      <w:r>
+        <w:rPr>
+          <w:rFonts w:ascii="Verdana" w:hAnsi="Verdana"/>
+          <w:i/>
+          <w:sz w:val="14"/>
+        </w:rPr>
+        <w:t>Note 158: Time periods or displacements and time increments require an initial time location to be defined prior to their use, followed where appropriate by a time significance definition.</w:t>
+      </w:r>
+    </w:p>
+    <w:p>
+      <w:r>
+        <w:rPr>
+          <w:rFonts w:ascii="Verdana" w:hAnsi="Verdana"/>
+          <w:i/>
+          <w:sz w:val="14"/>
+        </w:rPr>
+        <w:t>Note 160: Upward radiation shall be assigned negative values.</w:t>
+      </w:r>
+    </w:p>
+    <w:p>
+      <w:r>
+        <w:rPr>
+          <w:rFonts w:ascii="Verdana" w:hAnsi="Verdana"/>
+          <w:i/>
+          <w:sz w:val="14"/>
+        </w:rPr>
+        <w:t>Note 161: Upward w-components shall be assigned positive values where units are m s-1.</w:t>
+      </w:r>
+    </w:p>
+    <w:p>
+      <w:r>
+        <w:rPr>
+          <w:rFonts w:ascii="Verdana" w:hAnsi="Verdana"/>
+          <w:i/>
+          <w:sz w:val="14"/>
+        </w:rPr>
+        <w:t>Note 162: Useful ranges used above:1011 Bq to 1019 Bq for releases;10-2 Bq to 107 Bq and 10-2 mSv to 107 mSv for concentration and doses.</w:t>
+      </w:r>
+    </w:p>
+    <w:p>
+      <w:r>
+        <w:rPr>
+          <w:rFonts w:ascii="Verdana" w:hAnsi="Verdana"/>
+          <w:i/>
+          <w:sz w:val="14"/>
+        </w:rPr>
+        <w:t>Note 163: Values of latitude and latitude increments are limited to the range -90 degrees to +90 degrees.</w:t>
+      </w:r>
+    </w:p>
+    <w:p>
+      <w:r>
+        <w:rPr>
+          <w:rFonts w:ascii="Verdana" w:hAnsi="Verdana"/>
+          <w:i/>
+          <w:sz w:val="14"/>
+        </w:rPr>
+        <w:t>Note 164: Values of longitude are limited to the range -180 degrees to +180 degrees.</w:t>
+      </w:r>
+    </w:p>
+    <w:p>
+      <w:r>
+        <w:rPr>
+          <w:rFonts w:ascii="Verdana" w:hAnsi="Verdana"/>
+          <w:i/>
+          <w:sz w:val="14"/>
+        </w:rPr>
+        <w:t>Note 165: Vertical elements and pressure shall be used to define values of these elements independent of the element or variable denoting the vertical coordinate.</w:t>
+      </w:r>
+    </w:p>
+    <w:p>
+      <w:r>
+        <w:rPr>
+          <w:rFonts w:ascii="Verdana" w:hAnsi="Verdana"/>
+          <w:i/>
+          <w:sz w:val="14"/>
+        </w:rPr>
+        <w:t>Note 166: West longitude shall be assigned negative values.</w:t>
+      </w:r>
+    </w:p>
+    <w:p>
+      <w:r>
+        <w:rPr>
+          <w:rFonts w:ascii="Verdana" w:hAnsi="Verdana"/>
+          <w:i/>
+          <w:sz w:val="14"/>
+        </w:rPr>
+        <w:t>Note 167: West to east u-components shall be assigned positive values.</w:t>
+      </w:r>
+    </w:p>
+    <w:p>
+      <w:r>
+        <w:rPr>
+          <w:rFonts w:ascii="Verdana" w:hAnsi="Verdana"/>
+          <w:i/>
+          <w:sz w:val="14"/>
+        </w:rPr>
+        <w:t>Note 176: Where more than one time period or displacement is required to define complex time structures, they shall be defined in immediate succession, and the following ordering shall apply: ensemble period (if required), followed by forecast period (if required), followed by period for averaging or accumulation (if required).</w:t>
+      </w:r>
+    </w:p>
+    <w:p>
+      <w:r>
+        <w:rPr>
+          <w:rFonts w:ascii="Verdana" w:hAnsi="Verdana"/>
+          <w:i/>
+          <w:sz w:val="14"/>
+        </w:rPr>
+        <w:t>Note 178: Where the expression "period specified" is entered under element name, an appropriate period shall be specified using descriptors from Class 04.</w:t>
+      </w:r>
+    </w:p>
+    <w:p>
+      <w:r>
+        <w:rPr>
+          <w:rFonts w:ascii="Verdana" w:hAnsi="Verdana"/>
+          <w:i/>
+          <w:sz w:val="14"/>
+        </w:rPr>
+        <w:t>Note 179: Where values are accumulated or averaged (for example over a time period), the total number of values from which the accumulated or averaged values are obtained may be represented using reference 0 08 022.</w:t>
+      </w:r>
+    </w:p>
+    <w:p>
+      <w:r>
+        <w:rPr>
+          <w:rFonts w:ascii="Verdana" w:hAnsi="Verdana"/>
+          <w:i/>
+          <w:sz w:val="14"/>
+        </w:rPr>
+        <w:t>Note 180: Wind reporting standards: Speed Direction No observation Missing Missing Calm 0 0 Normal observation &gt; 0 1° - 360° Speed only &gt; 0 Missing Direction only Missing 1°-360° "Light and variable" &gt; 0 0</w:t>
+      </w:r>
+    </w:p>
+    <w:p>
+      <w:r>
+        <w:rPr>
+          <w:rFonts w:ascii="Verdana" w:hAnsi="Verdana"/>
+          <w:i/>
+          <w:sz w:val="14"/>
+        </w:rPr>
+        <w:t>Note 181: Wind waves and waves reporting standards:Observation Speed Direction No observation Missing Missing Calm 0 0 Normal observation &gt;0 1-360 Speed only &gt;0 Missing Direction only Missing 1-360"Light and variable" &gt;0 0</w:t>
+      </w:r>
+    </w:p>
     <w:sectPr>
       <w:pgSz w:w="16838" w:h="11906" w:orient="landscape"/>
       <w:pgMar w:top="850" w:right="850" w:bottom="850" w:left="850" w:header="720" w:footer="720" w:gutter="0"/>

--- a/docx/en/BUFRCREX_TableB_en_31.docx
+++ b/docx/en/BUFRCREX_TableB_en_31.docx
@@ -1579,377 +1579,6 @@
         </w:tc>
       </w:tr>
     </w:tbl>
-    <w:p/>
-    <w:p>
-      <w:r>
-        <w:rPr>
-          <w:rFonts w:ascii="Verdana" w:hAnsi="Verdana"/>
-          <w:i/>
-          <w:sz w:val="14"/>
-        </w:rPr>
-        <w:t>Note 23: A precipitation value of -0.1 kg m-2 before scaling (-1 after scaling or in CREX) shall indicate a "trace" (non-measurable, less than 0.05 kg m-2).</w:t>
-      </w:r>
-    </w:p>
-    <w:p>
-      <w:r>
-        <w:rPr>
-          <w:rFonts w:ascii="Verdana" w:hAnsi="Verdana"/>
-          <w:i/>
-          <w:sz w:val="14"/>
-        </w:rPr>
-        <w:t>Note 25: A previously defined significance may be cancelled by transmitting a "missing" from the appropriate code or flag table.</w:t>
-      </w:r>
-    </w:p>
-    <w:p>
-      <w:r>
-        <w:rPr>
-          <w:rFonts w:ascii="Verdana" w:hAnsi="Verdana"/>
-          <w:i/>
-          <w:sz w:val="14"/>
-        </w:rPr>
-        <w:t>Note 27: All times are Universal Time Coordinated (UTC) unless otherwise noted.</w:t>
-      </w:r>
-    </w:p>
-    <w:p>
-      <w:r>
-        <w:rPr>
-          <w:rFonts w:ascii="Verdana" w:hAnsi="Verdana"/>
-          <w:i/>
-          <w:sz w:val="14"/>
-        </w:rPr>
-        <w:t>Note 32: Bearing or azimuth shall only be used with respect to a stated location, and shall not redefine that location.</w:t>
-      </w:r>
-    </w:p>
-    <w:p>
-      <w:r>
-        <w:rPr>
-          <w:rFonts w:ascii="Verdana" w:hAnsi="Verdana"/>
-          <w:i/>
-          <w:sz w:val="14"/>
-        </w:rPr>
-        <w:t>Note 62: Distance shall only be used with respect to a stated location and a bearing, azimuth or elevation; it shall not redefine that location.</w:t>
-      </w:r>
-    </w:p>
-    <w:p>
-      <w:r>
-        <w:rPr>
-          <w:rFonts w:ascii="Verdana" w:hAnsi="Verdana"/>
-          <w:i/>
-          <w:sz w:val="14"/>
-        </w:rPr>
-        <w:t>Note 63: Downward radiation shall be assigned positive values.</w:t>
-      </w:r>
-    </w:p>
-    <w:p>
-      <w:r>
-        <w:rPr>
-          <w:rFonts w:ascii="Verdana" w:hAnsi="Verdana"/>
-          <w:i/>
-          <w:sz w:val="14"/>
-        </w:rPr>
-        <w:t>Note 64: Downward w-components shall be assigned positive values where units are Pa s-1.</w:t>
-      </w:r>
-    </w:p>
-    <w:p>
-      <w:r>
-        <w:rPr>
-          <w:rFonts w:ascii="Verdana" w:hAnsi="Verdana"/>
-          <w:i/>
-          <w:sz w:val="14"/>
-        </w:rPr>
-        <w:t>Note 66: East to west increments shall be assigned negative values.</w:t>
-      </w:r>
-    </w:p>
-    <w:p>
-      <w:r>
-        <w:rPr>
-          <w:rFonts w:ascii="Verdana" w:hAnsi="Verdana"/>
-          <w:i/>
-          <w:sz w:val="14"/>
-        </w:rPr>
-        <w:t>Note 75: For CREX descriptors F = B, not 0.</w:t>
-      </w:r>
-    </w:p>
-    <w:p>
-      <w:r>
-        <w:rPr>
-          <w:rFonts w:ascii="Verdana" w:hAnsi="Verdana"/>
-          <w:i/>
-          <w:sz w:val="14"/>
-        </w:rPr>
-        <w:t>Note 92: In order to distinguish unambiguously the cases of missing data and saturated pixels, n-bit image data should be encoded using a data width of n+1. Where such a descriptor is not already available in Class 30, operator descriptor 2 01 YYY should be used to modify the data width of the existing entry as required.</w:t>
-      </w:r>
-    </w:p>
-    <w:p>
-      <w:r>
-        <w:rPr>
-          <w:rFonts w:ascii="Verdana" w:hAnsi="Verdana"/>
-          <w:i/>
-          <w:sz w:val="14"/>
-        </w:rPr>
-        <w:t>Note 105: Negative time periods or displacements shall be used to indicate time periods or displacements preceding the currently defined time.</w:t>
-      </w:r>
-    </w:p>
-    <w:p>
-      <w:r>
-        <w:rPr>
-          <w:rFonts w:ascii="Verdana" w:hAnsi="Verdana"/>
-          <w:i/>
-          <w:sz w:val="14"/>
-        </w:rPr>
-        <w:t>Note 110: North to south increments shall be assigned negative values.</w:t>
-      </w:r>
-    </w:p>
-    <w:p>
-      <w:r>
-        <w:rPr>
-          <w:rFonts w:ascii="Verdana" w:hAnsi="Verdana"/>
-          <w:i/>
-          <w:sz w:val="14"/>
-        </w:rPr>
-        <w:t>Note 115: Pixel data width can be changed with descriptor 2 01 YYY.</w:t>
-      </w:r>
-    </w:p>
-    <w:p>
-      <w:r>
-        <w:rPr>
-          <w:rFonts w:ascii="Verdana" w:hAnsi="Verdana"/>
-          <w:i/>
-          <w:sz w:val="14"/>
-        </w:rPr>
-        <w:t>Note 121: Some indication of expected accuracy may be implied in conjunction with certain elements in this class.</w:t>
-      </w:r>
-    </w:p>
-    <w:p>
-      <w:r>
-        <w:rPr>
-          <w:rFonts w:ascii="Verdana" w:hAnsi="Verdana"/>
-          <w:i/>
-          <w:sz w:val="14"/>
-        </w:rPr>
-        <w:t>Note 122: South latitude shall be assigned negative values.</w:t>
-      </w:r>
-    </w:p>
-    <w:p>
-      <w:r>
-        <w:rPr>
-          <w:rFonts w:ascii="Verdana" w:hAnsi="Verdana"/>
-          <w:i/>
-          <w:sz w:val="14"/>
-        </w:rPr>
-        <w:t>Note 123: South to north v-components shall be assigned positive values.</w:t>
-      </w:r>
-    </w:p>
-    <w:p>
-      <w:r>
-        <w:rPr>
-          <w:rFonts w:ascii="Verdana" w:hAnsi="Verdana"/>
-          <w:i/>
-          <w:sz w:val="14"/>
-        </w:rPr>
-        <w:t>Note 126: Surface wind direction measured at a station within 1° of the North Pole or within 1° of the South Pole shall be reported in such a way that the azimuth ring shall be aligned with its zero coinciding with the Greenwich 0° meridian.</w:t>
-      </w:r>
-    </w:p>
-    <w:p>
-      <w:r>
-        <w:rPr>
-          <w:rFonts w:ascii="Verdana" w:hAnsi="Verdana"/>
-          <w:i/>
-          <w:sz w:val="14"/>
-        </w:rPr>
-        <w:t>Note 140: The pixel size on horizontal - 1 is given at location where map scale factor is unity.</w:t>
-      </w:r>
-    </w:p>
-    <w:p>
-      <w:r>
-        <w:rPr>
-          <w:rFonts w:ascii="Verdana" w:hAnsi="Verdana"/>
-          <w:i/>
-          <w:sz w:val="14"/>
-        </w:rPr>
-        <w:t>Note 141: The pixel size on horizontal - 2 is given at location where map scale factor is unity.</w:t>
-      </w:r>
-    </w:p>
-    <w:p>
-      <w:r>
-        <w:rPr>
-          <w:rFonts w:ascii="Verdana" w:hAnsi="Verdana"/>
-          <w:i/>
-          <w:sz w:val="14"/>
-        </w:rPr>
-        <w:t>Note 145: The significance of time periods or displacements may be indicated using the time significance code corresponding to table reference 0 08 021.</w:t>
-      </w:r>
-    </w:p>
-    <w:p>
-      <w:r>
-        <w:rPr>
-          <w:rFonts w:ascii="Verdana" w:hAnsi="Verdana"/>
-          <w:i/>
-          <w:sz w:val="14"/>
-        </w:rPr>
-        <w:t>Note 149: The time location, when used with forecast values, shall indicate the time of the initial state for the forecast, or the beginning of the forecast period; when used with ensemble means of forecast values, the time location shall indicate the initial state or the beginning of the first forecast over which ensemble means are derived.</w:t>
-      </w:r>
-    </w:p>
-    <w:p>
-      <w:r>
-        <w:rPr>
-          <w:rFonts w:ascii="Verdana" w:hAnsi="Verdana"/>
-          <w:i/>
-          <w:sz w:val="14"/>
-        </w:rPr>
-        <w:t>Note 155: This class may also contain elements relating to observational procedures.</w:t>
-      </w:r>
-    </w:p>
-    <w:p>
-      <w:r>
-        <w:rPr>
-          <w:rFonts w:ascii="Verdana" w:hAnsi="Verdana"/>
-          <w:i/>
-          <w:sz w:val="14"/>
-        </w:rPr>
-        <w:t>Note 156: This class shall contain elements to describe the instrumentation used to obtain the meteorological elements reported.</w:t>
-      </w:r>
-    </w:p>
-    <w:p>
-      <w:r>
-        <w:rPr>
-          <w:rFonts w:ascii="Verdana" w:hAnsi="Verdana"/>
-          <w:i/>
-          <w:sz w:val="14"/>
-        </w:rPr>
-        <w:t>Note 158: Time periods or displacements and time increments require an initial time location to be defined prior to their use, followed where appropriate by a time significance definition.</w:t>
-      </w:r>
-    </w:p>
-    <w:p>
-      <w:r>
-        <w:rPr>
-          <w:rFonts w:ascii="Verdana" w:hAnsi="Verdana"/>
-          <w:i/>
-          <w:sz w:val="14"/>
-        </w:rPr>
-        <w:t>Note 160: Upward radiation shall be assigned negative values.</w:t>
-      </w:r>
-    </w:p>
-    <w:p>
-      <w:r>
-        <w:rPr>
-          <w:rFonts w:ascii="Verdana" w:hAnsi="Verdana"/>
-          <w:i/>
-          <w:sz w:val="14"/>
-        </w:rPr>
-        <w:t>Note 161: Upward w-components shall be assigned positive values where units are m s-1.</w:t>
-      </w:r>
-    </w:p>
-    <w:p>
-      <w:r>
-        <w:rPr>
-          <w:rFonts w:ascii="Verdana" w:hAnsi="Verdana"/>
-          <w:i/>
-          <w:sz w:val="14"/>
-        </w:rPr>
-        <w:t>Note 162: Useful ranges used above:1011 Bq to 1019 Bq for releases;10-2 Bq to 107 Bq and 10-2 mSv to 107 mSv for concentration and doses.</w:t>
-      </w:r>
-    </w:p>
-    <w:p>
-      <w:r>
-        <w:rPr>
-          <w:rFonts w:ascii="Verdana" w:hAnsi="Verdana"/>
-          <w:i/>
-          <w:sz w:val="14"/>
-        </w:rPr>
-        <w:t>Note 163: Values of latitude and latitude increments are limited to the range -90 degrees to +90 degrees.</w:t>
-      </w:r>
-    </w:p>
-    <w:p>
-      <w:r>
-        <w:rPr>
-          <w:rFonts w:ascii="Verdana" w:hAnsi="Verdana"/>
-          <w:i/>
-          <w:sz w:val="14"/>
-        </w:rPr>
-        <w:t>Note 164: Values of longitude are limited to the range -180 degrees to +180 degrees.</w:t>
-      </w:r>
-    </w:p>
-    <w:p>
-      <w:r>
-        <w:rPr>
-          <w:rFonts w:ascii="Verdana" w:hAnsi="Verdana"/>
-          <w:i/>
-          <w:sz w:val="14"/>
-        </w:rPr>
-        <w:t>Note 165: Vertical elements and pressure shall be used to define values of these elements independent of the element or variable denoting the vertical coordinate.</w:t>
-      </w:r>
-    </w:p>
-    <w:p>
-      <w:r>
-        <w:rPr>
-          <w:rFonts w:ascii="Verdana" w:hAnsi="Verdana"/>
-          <w:i/>
-          <w:sz w:val="14"/>
-        </w:rPr>
-        <w:t>Note 166: West longitude shall be assigned negative values.</w:t>
-      </w:r>
-    </w:p>
-    <w:p>
-      <w:r>
-        <w:rPr>
-          <w:rFonts w:ascii="Verdana" w:hAnsi="Verdana"/>
-          <w:i/>
-          <w:sz w:val="14"/>
-        </w:rPr>
-        <w:t>Note 167: West to east u-components shall be assigned positive values.</w:t>
-      </w:r>
-    </w:p>
-    <w:p>
-      <w:r>
-        <w:rPr>
-          <w:rFonts w:ascii="Verdana" w:hAnsi="Verdana"/>
-          <w:i/>
-          <w:sz w:val="14"/>
-        </w:rPr>
-        <w:t>Note 176: Where more than one time period or displacement is required to define complex time structures, they shall be defined in immediate succession, and the following ordering shall apply: ensemble period (if required), followed by forecast period (if required), followed by period for averaging or accumulation (if required).</w:t>
-      </w:r>
-    </w:p>
-    <w:p>
-      <w:r>
-        <w:rPr>
-          <w:rFonts w:ascii="Verdana" w:hAnsi="Verdana"/>
-          <w:i/>
-          <w:sz w:val="14"/>
-        </w:rPr>
-        <w:t>Note 178: Where the expression "period specified" is entered under element name, an appropriate period shall be specified using descriptors from Class 04.</w:t>
-      </w:r>
-    </w:p>
-    <w:p>
-      <w:r>
-        <w:rPr>
-          <w:rFonts w:ascii="Verdana" w:hAnsi="Verdana"/>
-          <w:i/>
-          <w:sz w:val="14"/>
-        </w:rPr>
-        <w:t>Note 179: Where values are accumulated or averaged (for example over a time period), the total number of values from which the accumulated or averaged values are obtained may be represented using reference 0 08 022.</w:t>
-      </w:r>
-    </w:p>
-    <w:p>
-      <w:r>
-        <w:rPr>
-          <w:rFonts w:ascii="Verdana" w:hAnsi="Verdana"/>
-          <w:i/>
-          <w:sz w:val="14"/>
-        </w:rPr>
-        <w:t>Note 180: Wind reporting standards: Speed Direction No observation Missing Missing Calm 0 0 Normal observation &gt; 0 1° - 360° Speed only &gt; 0 Missing Direction only Missing 1°-360° "Light and variable" &gt; 0 0</w:t>
-      </w:r>
-    </w:p>
-    <w:p>
-      <w:r>
-        <w:rPr>
-          <w:rFonts w:ascii="Verdana" w:hAnsi="Verdana"/>
-          <w:i/>
-          <w:sz w:val="14"/>
-        </w:rPr>
-        <w:t>Note 181: Wind waves and waves reporting standards:Observation Speed Direction No observation Missing Missing Calm 0 0 Normal observation &gt;0 1-360 Speed only &gt;0 Missing Direction only Missing 1-360"Light and variable" &gt;0 0</w:t>
-      </w:r>
-    </w:p>
     <w:sectPr>
       <w:pgSz w:w="16838" w:h="11906" w:orient="landscape"/>
       <w:pgMar w:top="850" w:right="850" w:bottom="850" w:left="850" w:header="720" w:footer="720" w:gutter="0"/>
